--- a/Models - URL feature/URL Phishing Detection.docx
+++ b/Models - URL feature/URL Phishing Detection.docx
@@ -52,41 +52,24 @@
       <w:r>
         <w:rPr>
           <w:rFonts w:ascii="Times New Roman" w:hAnsi="Times New Roman" w:cs="Times New Roman"/>
-          <w:sz w:val="32"/>
-          <w:szCs w:val="32"/>
-          <w:lang w:val="en-US"/>
-        </w:rPr>
-        <w:t xml:space="preserve">URL Phishing Detection </w:t>
-      </w:r>
-      <w:r>
-        <w:rPr>
-          <w:rFonts w:ascii="Times New Roman" w:hAnsi="Times New Roman" w:cs="Times New Roman"/>
-          <w:sz w:val="32"/>
-          <w:szCs w:val="32"/>
-          <w:lang w:val="en-US"/>
-        </w:rPr>
-        <w:br/>
-      </w:r>
-      <w:r>
-        <w:rPr>
-          <w:rFonts w:ascii="Times New Roman" w:hAnsi="Times New Roman" w:cs="Times New Roman"/>
-          <w:sz w:val="32"/>
-          <w:szCs w:val="32"/>
-          <w:lang w:val="en-US"/>
-        </w:rPr>
-        <w:br/>
-      </w:r>
-      <w:r>
-        <w:rPr>
-          <w:rFonts w:ascii="Times New Roman" w:hAnsi="Times New Roman" w:cs="Times New Roman"/>
           <w:b/>
           <w:bCs/>
           <w:sz w:val="32"/>
           <w:szCs w:val="32"/>
           <w:lang w:val="en-US"/>
         </w:rPr>
-        <w:t xml:space="preserve">1. </w:t>
-      </w:r>
+        <w:t>URL Phishing Detection</w:t>
+      </w:r>
+    </w:p>
+    <w:p>
+      <w:pPr>
+        <w:rPr>
+          <w:rFonts w:ascii="Times New Roman" w:hAnsi="Times New Roman" w:cs="Times New Roman"/>
+          <w:sz w:val="32"/>
+          <w:szCs w:val="32"/>
+          <w:lang w:val="en-US"/>
+        </w:rPr>
+      </w:pPr>
       <w:r>
         <w:rPr>
           <w:rFonts w:ascii="Times New Roman" w:hAnsi="Times New Roman" w:cs="Times New Roman"/>
@@ -96,147 +79,9 @@
           <w:szCs w:val="32"/>
           <w:lang w:val="en-US"/>
         </w:rPr>
-        <w:t>Logistic Regression</w:t>
-      </w:r>
-    </w:p>
-    <w:p>
-      <w:pPr>
-        <w:rPr>
-          <w:rFonts w:ascii="Times New Roman" w:hAnsi="Times New Roman" w:cs="Times New Roman"/>
-          <w:sz w:val="32"/>
-          <w:szCs w:val="32"/>
-          <w:lang w:val="en-US"/>
-        </w:rPr>
-      </w:pPr>
-      <w:proofErr w:type="gramStart"/>
-      <w:r>
-        <w:rPr>
-          <w:rFonts w:ascii="Times New Roman" w:hAnsi="Times New Roman" w:cs="Times New Roman"/>
-          <w:sz w:val="32"/>
-          <w:szCs w:val="32"/>
-          <w:lang w:val="en-US"/>
-        </w:rPr>
-        <w:t>Accuracy :</w:t>
-      </w:r>
-      <w:proofErr w:type="gramEnd"/>
-      <w:r>
-        <w:rPr>
-          <w:rFonts w:ascii="Times New Roman" w:hAnsi="Times New Roman" w:cs="Times New Roman"/>
-          <w:sz w:val="32"/>
-          <w:szCs w:val="32"/>
-          <w:lang w:val="en-US"/>
-        </w:rPr>
-        <w:t xml:space="preserve"> 96.66%</w:t>
-      </w:r>
-    </w:p>
-    <w:p>
-      <w:pPr>
-        <w:rPr>
-          <w:rFonts w:ascii="Times New Roman" w:hAnsi="Times New Roman" w:cs="Times New Roman"/>
-          <w:sz w:val="32"/>
-          <w:szCs w:val="32"/>
-          <w:lang w:val="en-US"/>
-        </w:rPr>
-      </w:pPr>
-      <w:r>
-        <w:rPr>
-          <w:rFonts w:ascii="Times New Roman" w:hAnsi="Times New Roman" w:cs="Times New Roman"/>
-          <w:sz w:val="32"/>
-          <w:szCs w:val="32"/>
-          <w:lang w:val="en-US"/>
-        </w:rPr>
-        <w:t>Precision: 90.69%</w:t>
-      </w:r>
-    </w:p>
-    <w:p>
-      <w:pPr>
-        <w:rPr>
-          <w:rFonts w:ascii="Times New Roman" w:hAnsi="Times New Roman" w:cs="Times New Roman"/>
-          <w:sz w:val="32"/>
-          <w:szCs w:val="32"/>
-          <w:lang w:val="en-US"/>
-        </w:rPr>
-      </w:pPr>
-      <w:r>
-        <w:rPr>
-          <w:rFonts w:ascii="Times New Roman" w:hAnsi="Times New Roman" w:cs="Times New Roman"/>
-          <w:sz w:val="32"/>
-          <w:szCs w:val="32"/>
-          <w:lang w:val="en-US"/>
-        </w:rPr>
-        <w:t xml:space="preserve">Recall </w:t>
-      </w:r>
-      <w:proofErr w:type="gramStart"/>
-      <w:r>
-        <w:rPr>
-          <w:rFonts w:ascii="Times New Roman" w:hAnsi="Times New Roman" w:cs="Times New Roman"/>
-          <w:sz w:val="32"/>
-          <w:szCs w:val="32"/>
-          <w:lang w:val="en-US"/>
-        </w:rPr>
-        <w:t xml:space="preserve">  :</w:t>
-      </w:r>
-      <w:proofErr w:type="gramEnd"/>
-      <w:r>
-        <w:rPr>
-          <w:rFonts w:ascii="Times New Roman" w:hAnsi="Times New Roman" w:cs="Times New Roman"/>
-          <w:sz w:val="32"/>
-          <w:szCs w:val="32"/>
-          <w:lang w:val="en-US"/>
-        </w:rPr>
-        <w:t xml:space="preserve"> 94.94%</w:t>
-      </w:r>
-    </w:p>
-    <w:p>
-      <w:pPr>
-        <w:rPr>
-          <w:rFonts w:ascii="Times New Roman" w:hAnsi="Times New Roman" w:cs="Times New Roman"/>
-          <w:sz w:val="32"/>
-          <w:szCs w:val="32"/>
-          <w:lang w:val="en-US"/>
-        </w:rPr>
-      </w:pPr>
-      <w:r>
-        <w:rPr>
-          <w:rFonts w:ascii="Times New Roman" w:hAnsi="Times New Roman" w:cs="Times New Roman"/>
-          <w:sz w:val="32"/>
-          <w:szCs w:val="32"/>
-          <w:lang w:val="en-US"/>
-        </w:rPr>
-        <w:t xml:space="preserve">F1 </w:t>
-      </w:r>
-      <w:proofErr w:type="gramStart"/>
-      <w:r>
-        <w:rPr>
-          <w:rFonts w:ascii="Times New Roman" w:hAnsi="Times New Roman" w:cs="Times New Roman"/>
-          <w:sz w:val="32"/>
-          <w:szCs w:val="32"/>
-          <w:lang w:val="en-US"/>
-        </w:rPr>
-        <w:t>Score :</w:t>
-      </w:r>
-      <w:proofErr w:type="gramEnd"/>
-      <w:r>
-        <w:rPr>
-          <w:rFonts w:ascii="Times New Roman" w:hAnsi="Times New Roman" w:cs="Times New Roman"/>
-          <w:sz w:val="32"/>
-          <w:szCs w:val="32"/>
-          <w:lang w:val="en-US"/>
-        </w:rPr>
-        <w:t xml:space="preserve"> 92.77%</w:t>
-      </w:r>
-      <w:r>
-        <w:rPr>
-          <w:rFonts w:ascii="Times New Roman" w:hAnsi="Times New Roman" w:cs="Times New Roman"/>
-          <w:sz w:val="32"/>
-          <w:szCs w:val="32"/>
-          <w:lang w:val="en-US"/>
-        </w:rPr>
-        <w:br/>
-      </w:r>
-    </w:p>
-    <w:p>
-      <w:pPr>
+        <w:t>Machine Learning Models</w:t>
+      </w:r>
+      <w:r>
         <w:rPr>
           <w:rFonts w:ascii="Times New Roman" w:hAnsi="Times New Roman" w:cs="Times New Roman"/>
           <w:b/>
@@ -245,7 +90,27 @@
           <w:szCs w:val="32"/>
           <w:lang w:val="en-US"/>
         </w:rPr>
-      </w:pPr>
+        <w:t xml:space="preserve"> </w:t>
+      </w:r>
+    </w:p>
+    <w:p>
+      <w:pPr>
+        <w:rPr>
+          <w:rFonts w:ascii="Times New Roman" w:hAnsi="Times New Roman" w:cs="Times New Roman"/>
+          <w:sz w:val="32"/>
+          <w:szCs w:val="32"/>
+          <w:lang w:val="en-US"/>
+        </w:rPr>
+      </w:pPr>
+      <w:r>
+        <w:rPr>
+          <w:rFonts w:ascii="Times New Roman" w:hAnsi="Times New Roman" w:cs="Times New Roman"/>
+          <w:sz w:val="32"/>
+          <w:szCs w:val="32"/>
+          <w:lang w:val="en-US"/>
+        </w:rPr>
+        <w:br/>
+      </w:r>
       <w:r>
         <w:rPr>
           <w:rFonts w:ascii="Times New Roman" w:hAnsi="Times New Roman" w:cs="Times New Roman"/>
@@ -255,9 +120,159 @@
           <w:szCs w:val="32"/>
           <w:lang w:val="en-US"/>
         </w:rPr>
-        <w:t xml:space="preserve">2. </w:t>
-      </w:r>
-      <w:r>
+        <w:t xml:space="preserve">1. Logistic Regression </w:t>
+      </w:r>
+    </w:p>
+    <w:p>
+      <w:pPr>
+        <w:rPr>
+          <w:rFonts w:ascii="Times New Roman" w:hAnsi="Times New Roman" w:cs="Times New Roman"/>
+          <w:sz w:val="32"/>
+          <w:szCs w:val="32"/>
+          <w:lang w:val="en-US"/>
+        </w:rPr>
+      </w:pPr>
+      <w:proofErr w:type="gramStart"/>
+      <w:r>
+        <w:rPr>
+          <w:rFonts w:ascii="Times New Roman" w:hAnsi="Times New Roman" w:cs="Times New Roman"/>
+          <w:sz w:val="32"/>
+          <w:szCs w:val="32"/>
+          <w:lang w:val="en-US"/>
+        </w:rPr>
+        <w:t>Accuracy  :</w:t>
+      </w:r>
+      <w:proofErr w:type="gramEnd"/>
+      <w:r>
+        <w:rPr>
+          <w:rFonts w:ascii="Times New Roman" w:hAnsi="Times New Roman" w:cs="Times New Roman"/>
+          <w:sz w:val="32"/>
+          <w:szCs w:val="32"/>
+          <w:lang w:val="en-US"/>
+        </w:rPr>
+        <w:t xml:space="preserve"> 100.00%</w:t>
+      </w:r>
+    </w:p>
+    <w:p>
+      <w:pPr>
+        <w:rPr>
+          <w:rFonts w:ascii="Times New Roman" w:hAnsi="Times New Roman" w:cs="Times New Roman"/>
+          <w:sz w:val="32"/>
+          <w:szCs w:val="32"/>
+          <w:lang w:val="en-US"/>
+        </w:rPr>
+      </w:pPr>
+      <w:proofErr w:type="gramStart"/>
+      <w:r>
+        <w:rPr>
+          <w:rFonts w:ascii="Times New Roman" w:hAnsi="Times New Roman" w:cs="Times New Roman"/>
+          <w:sz w:val="32"/>
+          <w:szCs w:val="32"/>
+          <w:lang w:val="en-US"/>
+        </w:rPr>
+        <w:t>Precision :</w:t>
+      </w:r>
+      <w:proofErr w:type="gramEnd"/>
+      <w:r>
+        <w:rPr>
+          <w:rFonts w:ascii="Times New Roman" w:hAnsi="Times New Roman" w:cs="Times New Roman"/>
+          <w:sz w:val="32"/>
+          <w:szCs w:val="32"/>
+          <w:lang w:val="en-US"/>
+        </w:rPr>
+        <w:t xml:space="preserve"> 100.00%</w:t>
+      </w:r>
+    </w:p>
+    <w:p>
+      <w:pPr>
+        <w:rPr>
+          <w:rFonts w:ascii="Times New Roman" w:hAnsi="Times New Roman" w:cs="Times New Roman"/>
+          <w:sz w:val="32"/>
+          <w:szCs w:val="32"/>
+          <w:lang w:val="en-US"/>
+        </w:rPr>
+      </w:pPr>
+      <w:r>
+        <w:rPr>
+          <w:rFonts w:ascii="Times New Roman" w:hAnsi="Times New Roman" w:cs="Times New Roman"/>
+          <w:sz w:val="32"/>
+          <w:szCs w:val="32"/>
+          <w:lang w:val="en-US"/>
+        </w:rPr>
+        <w:t xml:space="preserve">Recall  </w:t>
+      </w:r>
+      <w:proofErr w:type="gramStart"/>
+      <w:r>
+        <w:rPr>
+          <w:rFonts w:ascii="Times New Roman" w:hAnsi="Times New Roman" w:cs="Times New Roman"/>
+          <w:sz w:val="32"/>
+          <w:szCs w:val="32"/>
+          <w:lang w:val="en-US"/>
+        </w:rPr>
+        <w:t xml:space="preserve">  :</w:t>
+      </w:r>
+      <w:proofErr w:type="gramEnd"/>
+      <w:r>
+        <w:rPr>
+          <w:rFonts w:ascii="Times New Roman" w:hAnsi="Times New Roman" w:cs="Times New Roman"/>
+          <w:sz w:val="32"/>
+          <w:szCs w:val="32"/>
+          <w:lang w:val="en-US"/>
+        </w:rPr>
+        <w:t xml:space="preserve"> 100.00%</w:t>
+      </w:r>
+    </w:p>
+    <w:p>
+      <w:pPr>
+        <w:rPr>
+          <w:rFonts w:ascii="Times New Roman" w:hAnsi="Times New Roman" w:cs="Times New Roman"/>
+          <w:sz w:val="32"/>
+          <w:szCs w:val="32"/>
+          <w:lang w:val="en-US"/>
+        </w:rPr>
+      </w:pPr>
+      <w:r>
+        <w:rPr>
+          <w:rFonts w:ascii="Times New Roman" w:hAnsi="Times New Roman" w:cs="Times New Roman"/>
+          <w:sz w:val="32"/>
+          <w:szCs w:val="32"/>
+          <w:lang w:val="en-US"/>
+        </w:rPr>
+        <w:t xml:space="preserve">F1 </w:t>
+      </w:r>
+      <w:proofErr w:type="gramStart"/>
+      <w:r>
+        <w:rPr>
+          <w:rFonts w:ascii="Times New Roman" w:hAnsi="Times New Roman" w:cs="Times New Roman"/>
+          <w:sz w:val="32"/>
+          <w:szCs w:val="32"/>
+          <w:lang w:val="en-US"/>
+        </w:rPr>
+        <w:t>Score  :</w:t>
+      </w:r>
+      <w:proofErr w:type="gramEnd"/>
+      <w:r>
+        <w:rPr>
+          <w:rFonts w:ascii="Times New Roman" w:hAnsi="Times New Roman" w:cs="Times New Roman"/>
+          <w:sz w:val="32"/>
+          <w:szCs w:val="32"/>
+          <w:lang w:val="en-US"/>
+        </w:rPr>
+        <w:t xml:space="preserve"> 100.00%</w:t>
+      </w:r>
+    </w:p>
+    <w:p>
+      <w:pPr>
+        <w:rPr>
+          <w:rFonts w:ascii="Times New Roman" w:hAnsi="Times New Roman" w:cs="Times New Roman"/>
+          <w:sz w:val="32"/>
+          <w:szCs w:val="32"/>
+          <w:lang w:val="en-US"/>
+        </w:rPr>
+      </w:pPr>
+    </w:p>
+    <w:p>
+      <w:pPr>
         <w:rPr>
           <w:rFonts w:ascii="Times New Roman" w:hAnsi="Times New Roman" w:cs="Times New Roman"/>
           <w:b/>
@@ -266,147 +281,8 @@
           <w:szCs w:val="32"/>
           <w:lang w:val="en-US"/>
         </w:rPr>
-        <w:t>Naive Bayes</w:t>
-      </w:r>
-    </w:p>
-    <w:p>
-      <w:pPr>
-        <w:rPr>
-          <w:rFonts w:ascii="Times New Roman" w:hAnsi="Times New Roman" w:cs="Times New Roman"/>
-          <w:sz w:val="32"/>
-          <w:szCs w:val="32"/>
-          <w:lang w:val="en-US"/>
-        </w:rPr>
-      </w:pPr>
-      <w:proofErr w:type="gramStart"/>
-      <w:r>
-        <w:rPr>
-          <w:rFonts w:ascii="Times New Roman" w:hAnsi="Times New Roman" w:cs="Times New Roman"/>
-          <w:sz w:val="32"/>
-          <w:szCs w:val="32"/>
-          <w:lang w:val="en-US"/>
-        </w:rPr>
-        <w:t>Accuracy :</w:t>
-      </w:r>
-      <w:proofErr w:type="gramEnd"/>
-      <w:r>
-        <w:rPr>
-          <w:rFonts w:ascii="Times New Roman" w:hAnsi="Times New Roman" w:cs="Times New Roman"/>
-          <w:sz w:val="32"/>
-          <w:szCs w:val="32"/>
-          <w:lang w:val="en-US"/>
-        </w:rPr>
-        <w:t xml:space="preserve"> 96.12%</w:t>
-      </w:r>
-    </w:p>
-    <w:p>
-      <w:pPr>
-        <w:rPr>
-          <w:rFonts w:ascii="Times New Roman" w:hAnsi="Times New Roman" w:cs="Times New Roman"/>
-          <w:sz w:val="32"/>
-          <w:szCs w:val="32"/>
-          <w:lang w:val="en-US"/>
-        </w:rPr>
-      </w:pPr>
-      <w:r>
-        <w:rPr>
-          <w:rFonts w:ascii="Times New Roman" w:hAnsi="Times New Roman" w:cs="Times New Roman"/>
-          <w:sz w:val="32"/>
-          <w:szCs w:val="32"/>
-          <w:lang w:val="en-US"/>
-        </w:rPr>
-        <w:t>Precision: 93.53%</w:t>
-      </w:r>
-    </w:p>
-    <w:p>
-      <w:pPr>
-        <w:rPr>
-          <w:rFonts w:ascii="Times New Roman" w:hAnsi="Times New Roman" w:cs="Times New Roman"/>
-          <w:sz w:val="32"/>
-          <w:szCs w:val="32"/>
-          <w:lang w:val="en-US"/>
-        </w:rPr>
-      </w:pPr>
-      <w:r>
-        <w:rPr>
-          <w:rFonts w:ascii="Times New Roman" w:hAnsi="Times New Roman" w:cs="Times New Roman"/>
-          <w:sz w:val="32"/>
-          <w:szCs w:val="32"/>
-          <w:lang w:val="en-US"/>
-        </w:rPr>
-        <w:t xml:space="preserve">Recall </w:t>
-      </w:r>
-      <w:proofErr w:type="gramStart"/>
-      <w:r>
-        <w:rPr>
-          <w:rFonts w:ascii="Times New Roman" w:hAnsi="Times New Roman" w:cs="Times New Roman"/>
-          <w:sz w:val="32"/>
-          <w:szCs w:val="32"/>
-          <w:lang w:val="en-US"/>
-        </w:rPr>
-        <w:t xml:space="preserve">  :</w:t>
-      </w:r>
-      <w:proofErr w:type="gramEnd"/>
-      <w:r>
-        <w:rPr>
-          <w:rFonts w:ascii="Times New Roman" w:hAnsi="Times New Roman" w:cs="Times New Roman"/>
-          <w:sz w:val="32"/>
-          <w:szCs w:val="32"/>
-          <w:lang w:val="en-US"/>
-        </w:rPr>
-        <w:t xml:space="preserve"> 88.94%</w:t>
-      </w:r>
-    </w:p>
-    <w:p>
-      <w:pPr>
-        <w:rPr>
-          <w:rFonts w:ascii="Times New Roman" w:hAnsi="Times New Roman" w:cs="Times New Roman"/>
-          <w:sz w:val="32"/>
-          <w:szCs w:val="32"/>
-          <w:lang w:val="en-US"/>
-        </w:rPr>
-      </w:pPr>
-      <w:r>
-        <w:rPr>
-          <w:rFonts w:ascii="Times New Roman" w:hAnsi="Times New Roman" w:cs="Times New Roman"/>
-          <w:sz w:val="32"/>
-          <w:szCs w:val="32"/>
-          <w:lang w:val="en-US"/>
-        </w:rPr>
-        <w:t xml:space="preserve">F1 </w:t>
-      </w:r>
-      <w:proofErr w:type="gramStart"/>
-      <w:r>
-        <w:rPr>
-          <w:rFonts w:ascii="Times New Roman" w:hAnsi="Times New Roman" w:cs="Times New Roman"/>
-          <w:sz w:val="32"/>
-          <w:szCs w:val="32"/>
-          <w:lang w:val="en-US"/>
-        </w:rPr>
-        <w:t>Score :</w:t>
-      </w:r>
-      <w:proofErr w:type="gramEnd"/>
-      <w:r>
-        <w:rPr>
-          <w:rFonts w:ascii="Times New Roman" w:hAnsi="Times New Roman" w:cs="Times New Roman"/>
-          <w:sz w:val="32"/>
-          <w:szCs w:val="32"/>
-          <w:lang w:val="en-US"/>
-        </w:rPr>
-        <w:t xml:space="preserve"> 91.18%</w:t>
-      </w:r>
-      <w:r>
-        <w:rPr>
-          <w:rFonts w:ascii="Times New Roman" w:hAnsi="Times New Roman" w:cs="Times New Roman"/>
-          <w:sz w:val="32"/>
-          <w:szCs w:val="32"/>
-          <w:lang w:val="en-US"/>
-        </w:rPr>
-        <w:br/>
-      </w:r>
-    </w:p>
-    <w:p>
-      <w:pPr>
+      </w:pPr>
+      <w:r>
         <w:rPr>
           <w:rFonts w:ascii="Times New Roman" w:hAnsi="Times New Roman" w:cs="Times New Roman"/>
           <w:b/>
@@ -415,7 +291,8 @@
           <w:szCs w:val="32"/>
           <w:lang w:val="en-US"/>
         </w:rPr>
-      </w:pPr>
+        <w:t>2. Na</w:t>
+      </w:r>
       <w:r>
         <w:rPr>
           <w:rFonts w:ascii="Times New Roman" w:hAnsi="Times New Roman" w:cs="Times New Roman"/>
@@ -425,7 +302,7 @@
           <w:szCs w:val="32"/>
           <w:lang w:val="en-US"/>
         </w:rPr>
-        <w:t xml:space="preserve">3. </w:t>
+        <w:t>i</w:t>
       </w:r>
       <w:r>
         <w:rPr>
@@ -436,7 +313,7 @@
           <w:szCs w:val="32"/>
           <w:lang w:val="en-US"/>
         </w:rPr>
-        <w:t>Linear SVM</w:t>
+        <w:t xml:space="preserve">ve Bayes </w:t>
       </w:r>
     </w:p>
     <w:p>
@@ -456,7 +333,7 @@
           <w:szCs w:val="32"/>
           <w:lang w:val="en-US"/>
         </w:rPr>
-        <w:t>Accuracy :</w:t>
+        <w:t>Accuracy  :</w:t>
       </w:r>
       <w:proofErr w:type="gramEnd"/>
       <w:r>
@@ -466,46 +343,18 @@
           <w:szCs w:val="32"/>
           <w:lang w:val="en-US"/>
         </w:rPr>
-        <w:t xml:space="preserve"> 98.16%</w:t>
-      </w:r>
-    </w:p>
-    <w:p>
-      <w:pPr>
-        <w:rPr>
-          <w:rFonts w:ascii="Times New Roman" w:hAnsi="Times New Roman" w:cs="Times New Roman"/>
-          <w:sz w:val="32"/>
-          <w:szCs w:val="32"/>
-          <w:lang w:val="en-US"/>
-        </w:rPr>
-      </w:pPr>
-      <w:r>
-        <w:rPr>
-          <w:rFonts w:ascii="Times New Roman" w:hAnsi="Times New Roman" w:cs="Times New Roman"/>
-          <w:sz w:val="32"/>
-          <w:szCs w:val="32"/>
-          <w:lang w:val="en-US"/>
-        </w:rPr>
-        <w:t>Precision: 95.48%</w:t>
-      </w:r>
-    </w:p>
-    <w:p>
-      <w:pPr>
-        <w:rPr>
-          <w:rFonts w:ascii="Times New Roman" w:hAnsi="Times New Roman" w:cs="Times New Roman"/>
-          <w:sz w:val="32"/>
-          <w:szCs w:val="32"/>
-          <w:lang w:val="en-US"/>
-        </w:rPr>
-      </w:pPr>
-      <w:r>
-        <w:rPr>
-          <w:rFonts w:ascii="Times New Roman" w:hAnsi="Times New Roman" w:cs="Times New Roman"/>
-          <w:sz w:val="32"/>
-          <w:szCs w:val="32"/>
-          <w:lang w:val="en-US"/>
-        </w:rPr>
-        <w:t xml:space="preserve">Recall </w:t>
-      </w:r>
+        <w:t xml:space="preserve"> 100.00%</w:t>
+      </w:r>
+    </w:p>
+    <w:p>
+      <w:pPr>
+        <w:rPr>
+          <w:rFonts w:ascii="Times New Roman" w:hAnsi="Times New Roman" w:cs="Times New Roman"/>
+          <w:sz w:val="32"/>
+          <w:szCs w:val="32"/>
+          <w:lang w:val="en-US"/>
+        </w:rPr>
+      </w:pPr>
       <w:proofErr w:type="gramStart"/>
       <w:r>
         <w:rPr>
@@ -514,6 +363,45 @@
           <w:szCs w:val="32"/>
           <w:lang w:val="en-US"/>
         </w:rPr>
+        <w:t>Precision :</w:t>
+      </w:r>
+      <w:proofErr w:type="gramEnd"/>
+      <w:r>
+        <w:rPr>
+          <w:rFonts w:ascii="Times New Roman" w:hAnsi="Times New Roman" w:cs="Times New Roman"/>
+          <w:sz w:val="32"/>
+          <w:szCs w:val="32"/>
+          <w:lang w:val="en-US"/>
+        </w:rPr>
+        <w:t xml:space="preserve"> 100.00%</w:t>
+      </w:r>
+    </w:p>
+    <w:p>
+      <w:pPr>
+        <w:rPr>
+          <w:rFonts w:ascii="Times New Roman" w:hAnsi="Times New Roman" w:cs="Times New Roman"/>
+          <w:sz w:val="32"/>
+          <w:szCs w:val="32"/>
+          <w:lang w:val="en-US"/>
+        </w:rPr>
+      </w:pPr>
+      <w:r>
+        <w:rPr>
+          <w:rFonts w:ascii="Times New Roman" w:hAnsi="Times New Roman" w:cs="Times New Roman"/>
+          <w:sz w:val="32"/>
+          <w:szCs w:val="32"/>
+          <w:lang w:val="en-US"/>
+        </w:rPr>
+        <w:t xml:space="preserve">Recall  </w:t>
+      </w:r>
+      <w:proofErr w:type="gramStart"/>
+      <w:r>
+        <w:rPr>
+          <w:rFonts w:ascii="Times New Roman" w:hAnsi="Times New Roman" w:cs="Times New Roman"/>
+          <w:sz w:val="32"/>
+          <w:szCs w:val="32"/>
+          <w:lang w:val="en-US"/>
+        </w:rPr>
         <w:t xml:space="preserve">  :</w:t>
       </w:r>
       <w:proofErr w:type="gramEnd"/>
@@ -524,7 +412,7 @@
           <w:szCs w:val="32"/>
           <w:lang w:val="en-US"/>
         </w:rPr>
-        <w:t xml:space="preserve"> 96.38%</w:t>
+        <w:t xml:space="preserve"> 100.00%</w:t>
       </w:r>
     </w:p>
     <w:p>
@@ -553,7 +441,7 @@
           <w:szCs w:val="32"/>
           <w:lang w:val="en-US"/>
         </w:rPr>
-        <w:t>Score :</w:t>
+        <w:t>Score  :</w:t>
       </w:r>
       <w:proofErr w:type="gramEnd"/>
       <w:r>
@@ -563,17 +451,18 @@
           <w:szCs w:val="32"/>
           <w:lang w:val="en-US"/>
         </w:rPr>
-        <w:t xml:space="preserve"> 95.93%</w:t>
-      </w:r>
-      <w:r>
-        <w:rPr>
-          <w:rFonts w:ascii="Times New Roman" w:hAnsi="Times New Roman" w:cs="Times New Roman"/>
-          <w:sz w:val="32"/>
-          <w:szCs w:val="32"/>
-          <w:lang w:val="en-US"/>
-        </w:rPr>
-        <w:br/>
-      </w:r>
+        <w:t xml:space="preserve"> 100.00%</w:t>
+      </w:r>
+    </w:p>
+    <w:p>
+      <w:pPr>
+        <w:rPr>
+          <w:rFonts w:ascii="Times New Roman" w:hAnsi="Times New Roman" w:cs="Times New Roman"/>
+          <w:sz w:val="32"/>
+          <w:szCs w:val="32"/>
+          <w:lang w:val="en-US"/>
+        </w:rPr>
+      </w:pPr>
     </w:p>
     <w:p>
       <w:pPr>
@@ -595,9 +484,159 @@
           <w:szCs w:val="32"/>
           <w:lang w:val="en-US"/>
         </w:rPr>
-        <w:t xml:space="preserve">4. </w:t>
-      </w:r>
-      <w:r>
+        <w:t>3. Linear SVM</w:t>
+      </w:r>
+    </w:p>
+    <w:p>
+      <w:pPr>
+        <w:rPr>
+          <w:rFonts w:ascii="Times New Roman" w:hAnsi="Times New Roman" w:cs="Times New Roman"/>
+          <w:sz w:val="32"/>
+          <w:szCs w:val="32"/>
+          <w:lang w:val="en-US"/>
+        </w:rPr>
+      </w:pPr>
+      <w:proofErr w:type="gramStart"/>
+      <w:r>
+        <w:rPr>
+          <w:rFonts w:ascii="Times New Roman" w:hAnsi="Times New Roman" w:cs="Times New Roman"/>
+          <w:sz w:val="32"/>
+          <w:szCs w:val="32"/>
+          <w:lang w:val="en-US"/>
+        </w:rPr>
+        <w:t>Accuracy  :</w:t>
+      </w:r>
+      <w:proofErr w:type="gramEnd"/>
+      <w:r>
+        <w:rPr>
+          <w:rFonts w:ascii="Times New Roman" w:hAnsi="Times New Roman" w:cs="Times New Roman"/>
+          <w:sz w:val="32"/>
+          <w:szCs w:val="32"/>
+          <w:lang w:val="en-US"/>
+        </w:rPr>
+        <w:t xml:space="preserve"> 100.00%</w:t>
+      </w:r>
+    </w:p>
+    <w:p>
+      <w:pPr>
+        <w:rPr>
+          <w:rFonts w:ascii="Times New Roman" w:hAnsi="Times New Roman" w:cs="Times New Roman"/>
+          <w:sz w:val="32"/>
+          <w:szCs w:val="32"/>
+          <w:lang w:val="en-US"/>
+        </w:rPr>
+      </w:pPr>
+      <w:proofErr w:type="gramStart"/>
+      <w:r>
+        <w:rPr>
+          <w:rFonts w:ascii="Times New Roman" w:hAnsi="Times New Roman" w:cs="Times New Roman"/>
+          <w:sz w:val="32"/>
+          <w:szCs w:val="32"/>
+          <w:lang w:val="en-US"/>
+        </w:rPr>
+        <w:t>Precision :</w:t>
+      </w:r>
+      <w:proofErr w:type="gramEnd"/>
+      <w:r>
+        <w:rPr>
+          <w:rFonts w:ascii="Times New Roman" w:hAnsi="Times New Roman" w:cs="Times New Roman"/>
+          <w:sz w:val="32"/>
+          <w:szCs w:val="32"/>
+          <w:lang w:val="en-US"/>
+        </w:rPr>
+        <w:t xml:space="preserve"> 100.00%</w:t>
+      </w:r>
+    </w:p>
+    <w:p>
+      <w:pPr>
+        <w:rPr>
+          <w:rFonts w:ascii="Times New Roman" w:hAnsi="Times New Roman" w:cs="Times New Roman"/>
+          <w:sz w:val="32"/>
+          <w:szCs w:val="32"/>
+          <w:lang w:val="en-US"/>
+        </w:rPr>
+      </w:pPr>
+      <w:r>
+        <w:rPr>
+          <w:rFonts w:ascii="Times New Roman" w:hAnsi="Times New Roman" w:cs="Times New Roman"/>
+          <w:sz w:val="32"/>
+          <w:szCs w:val="32"/>
+          <w:lang w:val="en-US"/>
+        </w:rPr>
+        <w:t xml:space="preserve">Recall  </w:t>
+      </w:r>
+      <w:proofErr w:type="gramStart"/>
+      <w:r>
+        <w:rPr>
+          <w:rFonts w:ascii="Times New Roman" w:hAnsi="Times New Roman" w:cs="Times New Roman"/>
+          <w:sz w:val="32"/>
+          <w:szCs w:val="32"/>
+          <w:lang w:val="en-US"/>
+        </w:rPr>
+        <w:t xml:space="preserve">  :</w:t>
+      </w:r>
+      <w:proofErr w:type="gramEnd"/>
+      <w:r>
+        <w:rPr>
+          <w:rFonts w:ascii="Times New Roman" w:hAnsi="Times New Roman" w:cs="Times New Roman"/>
+          <w:sz w:val="32"/>
+          <w:szCs w:val="32"/>
+          <w:lang w:val="en-US"/>
+        </w:rPr>
+        <w:t xml:space="preserve"> 100.00%</w:t>
+      </w:r>
+    </w:p>
+    <w:p>
+      <w:pPr>
+        <w:rPr>
+          <w:rFonts w:ascii="Times New Roman" w:hAnsi="Times New Roman" w:cs="Times New Roman"/>
+          <w:sz w:val="32"/>
+          <w:szCs w:val="32"/>
+          <w:lang w:val="en-US"/>
+        </w:rPr>
+      </w:pPr>
+      <w:r>
+        <w:rPr>
+          <w:rFonts w:ascii="Times New Roman" w:hAnsi="Times New Roman" w:cs="Times New Roman"/>
+          <w:sz w:val="32"/>
+          <w:szCs w:val="32"/>
+          <w:lang w:val="en-US"/>
+        </w:rPr>
+        <w:t xml:space="preserve">F1 </w:t>
+      </w:r>
+      <w:proofErr w:type="gramStart"/>
+      <w:r>
+        <w:rPr>
+          <w:rFonts w:ascii="Times New Roman" w:hAnsi="Times New Roman" w:cs="Times New Roman"/>
+          <w:sz w:val="32"/>
+          <w:szCs w:val="32"/>
+          <w:lang w:val="en-US"/>
+        </w:rPr>
+        <w:t>Score  :</w:t>
+      </w:r>
+      <w:proofErr w:type="gramEnd"/>
+      <w:r>
+        <w:rPr>
+          <w:rFonts w:ascii="Times New Roman" w:hAnsi="Times New Roman" w:cs="Times New Roman"/>
+          <w:sz w:val="32"/>
+          <w:szCs w:val="32"/>
+          <w:lang w:val="en-US"/>
+        </w:rPr>
+        <w:t xml:space="preserve"> 100.00%</w:t>
+      </w:r>
+    </w:p>
+    <w:p>
+      <w:pPr>
+        <w:rPr>
+          <w:rFonts w:ascii="Times New Roman" w:hAnsi="Times New Roman" w:cs="Times New Roman"/>
+          <w:sz w:val="32"/>
+          <w:szCs w:val="32"/>
+          <w:lang w:val="en-US"/>
+        </w:rPr>
+      </w:pPr>
+    </w:p>
+    <w:p>
+      <w:pPr>
         <w:rPr>
           <w:rFonts w:ascii="Times New Roman" w:hAnsi="Times New Roman" w:cs="Times New Roman"/>
           <w:b/>
@@ -606,138 +645,8 @@
           <w:szCs w:val="32"/>
           <w:lang w:val="en-US"/>
         </w:rPr>
-        <w:t>Decision Tree</w:t>
-      </w:r>
-    </w:p>
-    <w:p>
-      <w:pPr>
-        <w:rPr>
-          <w:rFonts w:ascii="Times New Roman" w:hAnsi="Times New Roman" w:cs="Times New Roman"/>
-          <w:sz w:val="32"/>
-          <w:szCs w:val="32"/>
-          <w:lang w:val="en-US"/>
-        </w:rPr>
-      </w:pPr>
-      <w:proofErr w:type="gramStart"/>
-      <w:r>
-        <w:rPr>
-          <w:rFonts w:ascii="Times New Roman" w:hAnsi="Times New Roman" w:cs="Times New Roman"/>
-          <w:sz w:val="32"/>
-          <w:szCs w:val="32"/>
-          <w:lang w:val="en-US"/>
-        </w:rPr>
-        <w:t>Accuracy :</w:t>
-      </w:r>
-      <w:proofErr w:type="gramEnd"/>
-      <w:r>
-        <w:rPr>
-          <w:rFonts w:ascii="Times New Roman" w:hAnsi="Times New Roman" w:cs="Times New Roman"/>
-          <w:sz w:val="32"/>
-          <w:szCs w:val="32"/>
-          <w:lang w:val="en-US"/>
-        </w:rPr>
-        <w:t xml:space="preserve"> 93.01%</w:t>
-      </w:r>
-    </w:p>
-    <w:p>
-      <w:pPr>
-        <w:rPr>
-          <w:rFonts w:ascii="Times New Roman" w:hAnsi="Times New Roman" w:cs="Times New Roman"/>
-          <w:sz w:val="32"/>
-          <w:szCs w:val="32"/>
-          <w:lang w:val="en-US"/>
-        </w:rPr>
-      </w:pPr>
-      <w:r>
-        <w:rPr>
-          <w:rFonts w:ascii="Times New Roman" w:hAnsi="Times New Roman" w:cs="Times New Roman"/>
-          <w:sz w:val="32"/>
-          <w:szCs w:val="32"/>
-          <w:lang w:val="en-US"/>
-        </w:rPr>
-        <w:t>Precision: 85.43%</w:t>
-      </w:r>
-    </w:p>
-    <w:p>
-      <w:pPr>
-        <w:rPr>
-          <w:rFonts w:ascii="Times New Roman" w:hAnsi="Times New Roman" w:cs="Times New Roman"/>
-          <w:sz w:val="32"/>
-          <w:szCs w:val="32"/>
-          <w:lang w:val="en-US"/>
-        </w:rPr>
-      </w:pPr>
-      <w:r>
-        <w:rPr>
-          <w:rFonts w:ascii="Times New Roman" w:hAnsi="Times New Roman" w:cs="Times New Roman"/>
-          <w:sz w:val="32"/>
-          <w:szCs w:val="32"/>
-          <w:lang w:val="en-US"/>
-        </w:rPr>
-        <w:t xml:space="preserve">Recall </w:t>
-      </w:r>
-      <w:proofErr w:type="gramStart"/>
-      <w:r>
-        <w:rPr>
-          <w:rFonts w:ascii="Times New Roman" w:hAnsi="Times New Roman" w:cs="Times New Roman"/>
-          <w:sz w:val="32"/>
-          <w:szCs w:val="32"/>
-          <w:lang w:val="en-US"/>
-        </w:rPr>
-        <w:t xml:space="preserve">  :</w:t>
-      </w:r>
-      <w:proofErr w:type="gramEnd"/>
-      <w:r>
-        <w:rPr>
-          <w:rFonts w:ascii="Times New Roman" w:hAnsi="Times New Roman" w:cs="Times New Roman"/>
-          <w:sz w:val="32"/>
-          <w:szCs w:val="32"/>
-          <w:lang w:val="en-US"/>
-        </w:rPr>
-        <w:t xml:space="preserve"> 83.18%</w:t>
-      </w:r>
-    </w:p>
-    <w:p>
-      <w:pPr>
-        <w:rPr>
-          <w:rFonts w:ascii="Times New Roman" w:hAnsi="Times New Roman" w:cs="Times New Roman"/>
-          <w:sz w:val="32"/>
-          <w:szCs w:val="32"/>
-          <w:lang w:val="en-US"/>
-        </w:rPr>
-      </w:pPr>
-      <w:r>
-        <w:rPr>
-          <w:rFonts w:ascii="Times New Roman" w:hAnsi="Times New Roman" w:cs="Times New Roman"/>
-          <w:sz w:val="32"/>
-          <w:szCs w:val="32"/>
-          <w:lang w:val="en-US"/>
-        </w:rPr>
-        <w:t xml:space="preserve">F1 </w:t>
-      </w:r>
-      <w:proofErr w:type="gramStart"/>
-      <w:r>
-        <w:rPr>
-          <w:rFonts w:ascii="Times New Roman" w:hAnsi="Times New Roman" w:cs="Times New Roman"/>
-          <w:sz w:val="32"/>
-          <w:szCs w:val="32"/>
-          <w:lang w:val="en-US"/>
-        </w:rPr>
-        <w:t>Score :</w:t>
-      </w:r>
-      <w:proofErr w:type="gramEnd"/>
-      <w:r>
-        <w:rPr>
-          <w:rFonts w:ascii="Times New Roman" w:hAnsi="Times New Roman" w:cs="Times New Roman"/>
-          <w:sz w:val="32"/>
-          <w:szCs w:val="32"/>
-          <w:lang w:val="en-US"/>
-        </w:rPr>
-        <w:t xml:space="preserve"> 84.29%</w:t>
-      </w:r>
-    </w:p>
-    <w:p>
-      <w:pPr>
+      </w:pPr>
+      <w:r>
         <w:rPr>
           <w:rFonts w:ascii="Times New Roman" w:hAnsi="Times New Roman" w:cs="Times New Roman"/>
           <w:b/>
@@ -746,6 +655,166 @@
           <w:szCs w:val="32"/>
           <w:lang w:val="en-US"/>
         </w:rPr>
+        <w:t>4. Decision Tree</w:t>
+      </w:r>
+    </w:p>
+    <w:p>
+      <w:pPr>
+        <w:rPr>
+          <w:rFonts w:ascii="Times New Roman" w:hAnsi="Times New Roman" w:cs="Times New Roman"/>
+          <w:sz w:val="32"/>
+          <w:szCs w:val="32"/>
+          <w:lang w:val="en-US"/>
+        </w:rPr>
+      </w:pPr>
+      <w:proofErr w:type="gramStart"/>
+      <w:r>
+        <w:rPr>
+          <w:rFonts w:ascii="Times New Roman" w:hAnsi="Times New Roman" w:cs="Times New Roman"/>
+          <w:sz w:val="32"/>
+          <w:szCs w:val="32"/>
+          <w:lang w:val="en-US"/>
+        </w:rPr>
+        <w:t>Accuracy  :</w:t>
+      </w:r>
+      <w:proofErr w:type="gramEnd"/>
+      <w:r>
+        <w:rPr>
+          <w:rFonts w:ascii="Times New Roman" w:hAnsi="Times New Roman" w:cs="Times New Roman"/>
+          <w:sz w:val="32"/>
+          <w:szCs w:val="32"/>
+          <w:lang w:val="en-US"/>
+        </w:rPr>
+        <w:t xml:space="preserve"> 99.11%</w:t>
+      </w:r>
+    </w:p>
+    <w:p>
+      <w:pPr>
+        <w:rPr>
+          <w:rFonts w:ascii="Times New Roman" w:hAnsi="Times New Roman" w:cs="Times New Roman"/>
+          <w:sz w:val="32"/>
+          <w:szCs w:val="32"/>
+          <w:lang w:val="en-US"/>
+        </w:rPr>
+      </w:pPr>
+      <w:proofErr w:type="gramStart"/>
+      <w:r>
+        <w:rPr>
+          <w:rFonts w:ascii="Times New Roman" w:hAnsi="Times New Roman" w:cs="Times New Roman"/>
+          <w:sz w:val="32"/>
+          <w:szCs w:val="32"/>
+          <w:lang w:val="en-US"/>
+        </w:rPr>
+        <w:t>Precision :</w:t>
+      </w:r>
+      <w:proofErr w:type="gramEnd"/>
+      <w:r>
+        <w:rPr>
+          <w:rFonts w:ascii="Times New Roman" w:hAnsi="Times New Roman" w:cs="Times New Roman"/>
+          <w:sz w:val="32"/>
+          <w:szCs w:val="32"/>
+          <w:lang w:val="en-US"/>
+        </w:rPr>
+        <w:t xml:space="preserve"> 99.55%</w:t>
+      </w:r>
+    </w:p>
+    <w:p>
+      <w:pPr>
+        <w:rPr>
+          <w:rFonts w:ascii="Times New Roman" w:hAnsi="Times New Roman" w:cs="Times New Roman"/>
+          <w:sz w:val="32"/>
+          <w:szCs w:val="32"/>
+          <w:lang w:val="en-US"/>
+        </w:rPr>
+      </w:pPr>
+      <w:r>
+        <w:rPr>
+          <w:rFonts w:ascii="Times New Roman" w:hAnsi="Times New Roman" w:cs="Times New Roman"/>
+          <w:sz w:val="32"/>
+          <w:szCs w:val="32"/>
+          <w:lang w:val="en-US"/>
+        </w:rPr>
+        <w:lastRenderedPageBreak/>
+        <w:t xml:space="preserve">Recall  </w:t>
+      </w:r>
+      <w:proofErr w:type="gramStart"/>
+      <w:r>
+        <w:rPr>
+          <w:rFonts w:ascii="Times New Roman" w:hAnsi="Times New Roman" w:cs="Times New Roman"/>
+          <w:sz w:val="32"/>
+          <w:szCs w:val="32"/>
+          <w:lang w:val="en-US"/>
+        </w:rPr>
+        <w:t xml:space="preserve">  :</w:t>
+      </w:r>
+      <w:proofErr w:type="gramEnd"/>
+      <w:r>
+        <w:rPr>
+          <w:rFonts w:ascii="Times New Roman" w:hAnsi="Times New Roman" w:cs="Times New Roman"/>
+          <w:sz w:val="32"/>
+          <w:szCs w:val="32"/>
+          <w:lang w:val="en-US"/>
+        </w:rPr>
+        <w:t xml:space="preserve"> 98.67%</w:t>
+      </w:r>
+    </w:p>
+    <w:p>
+      <w:pPr>
+        <w:rPr>
+          <w:rFonts w:ascii="Times New Roman" w:hAnsi="Times New Roman" w:cs="Times New Roman"/>
+          <w:sz w:val="32"/>
+          <w:szCs w:val="32"/>
+          <w:lang w:val="en-US"/>
+        </w:rPr>
+      </w:pPr>
+      <w:r>
+        <w:rPr>
+          <w:rFonts w:ascii="Times New Roman" w:hAnsi="Times New Roman" w:cs="Times New Roman"/>
+          <w:sz w:val="32"/>
+          <w:szCs w:val="32"/>
+          <w:lang w:val="en-US"/>
+        </w:rPr>
+        <w:t xml:space="preserve">F1 </w:t>
+      </w:r>
+      <w:proofErr w:type="gramStart"/>
+      <w:r>
+        <w:rPr>
+          <w:rFonts w:ascii="Times New Roman" w:hAnsi="Times New Roman" w:cs="Times New Roman"/>
+          <w:sz w:val="32"/>
+          <w:szCs w:val="32"/>
+          <w:lang w:val="en-US"/>
+        </w:rPr>
+        <w:t>Score  :</w:t>
+      </w:r>
+      <w:proofErr w:type="gramEnd"/>
+      <w:r>
+        <w:rPr>
+          <w:rFonts w:ascii="Times New Roman" w:hAnsi="Times New Roman" w:cs="Times New Roman"/>
+          <w:sz w:val="32"/>
+          <w:szCs w:val="32"/>
+          <w:lang w:val="en-US"/>
+        </w:rPr>
+        <w:t xml:space="preserve"> 99.11%</w:t>
+      </w:r>
+    </w:p>
+    <w:p>
+      <w:pPr>
+        <w:rPr>
+          <w:rFonts w:ascii="Times New Roman" w:hAnsi="Times New Roman" w:cs="Times New Roman"/>
+          <w:sz w:val="32"/>
+          <w:szCs w:val="32"/>
+          <w:lang w:val="en-US"/>
+        </w:rPr>
+      </w:pPr>
+    </w:p>
+    <w:p>
+      <w:pPr>
+        <w:rPr>
+          <w:rFonts w:ascii="Times New Roman" w:hAnsi="Times New Roman" w:cs="Times New Roman"/>
+          <w:sz w:val="32"/>
+          <w:szCs w:val="32"/>
+          <w:lang w:val="en-US"/>
+        </w:rPr>
       </w:pPr>
       <w:r>
         <w:rPr>
@@ -756,10 +825,167 @@
           <w:szCs w:val="32"/>
           <w:lang w:val="en-US"/>
         </w:rPr>
-        <w:lastRenderedPageBreak/>
-        <w:t xml:space="preserve">5. </w:t>
-      </w:r>
-      <w:r>
+        <w:t>5. Random Forest</w:t>
+      </w:r>
+      <w:r>
+        <w:rPr>
+          <w:rFonts w:ascii="Times New Roman" w:hAnsi="Times New Roman" w:cs="Times New Roman"/>
+          <w:sz w:val="32"/>
+          <w:szCs w:val="32"/>
+          <w:lang w:val="en-US"/>
+        </w:rPr>
+        <w:t xml:space="preserve"> </w:t>
+      </w:r>
+      <w:r>
+        <w:rPr>
+          <w:rFonts w:ascii="Times New Roman" w:hAnsi="Times New Roman" w:cs="Times New Roman"/>
+          <w:sz w:val="32"/>
+          <w:szCs w:val="32"/>
+          <w:lang w:val="en-US"/>
+        </w:rPr>
+        <w:br/>
+      </w:r>
+      <w:proofErr w:type="gramStart"/>
+      <w:r>
+        <w:rPr>
+          <w:rFonts w:ascii="Times New Roman" w:hAnsi="Times New Roman" w:cs="Times New Roman"/>
+          <w:sz w:val="32"/>
+          <w:szCs w:val="32"/>
+          <w:lang w:val="en-US"/>
+        </w:rPr>
+        <w:t>Accuracy  :</w:t>
+      </w:r>
+      <w:proofErr w:type="gramEnd"/>
+      <w:r>
+        <w:rPr>
+          <w:rFonts w:ascii="Times New Roman" w:hAnsi="Times New Roman" w:cs="Times New Roman"/>
+          <w:sz w:val="32"/>
+          <w:szCs w:val="32"/>
+          <w:lang w:val="en-US"/>
+        </w:rPr>
+        <w:t xml:space="preserve"> 99.78%</w:t>
+      </w:r>
+    </w:p>
+    <w:p>
+      <w:pPr>
+        <w:rPr>
+          <w:rFonts w:ascii="Times New Roman" w:hAnsi="Times New Roman" w:cs="Times New Roman"/>
+          <w:sz w:val="32"/>
+          <w:szCs w:val="32"/>
+          <w:lang w:val="en-US"/>
+        </w:rPr>
+      </w:pPr>
+      <w:proofErr w:type="gramStart"/>
+      <w:r>
+        <w:rPr>
+          <w:rFonts w:ascii="Times New Roman" w:hAnsi="Times New Roman" w:cs="Times New Roman"/>
+          <w:sz w:val="32"/>
+          <w:szCs w:val="32"/>
+          <w:lang w:val="en-US"/>
+        </w:rPr>
+        <w:t>Precision :</w:t>
+      </w:r>
+      <w:proofErr w:type="gramEnd"/>
+      <w:r>
+        <w:rPr>
+          <w:rFonts w:ascii="Times New Roman" w:hAnsi="Times New Roman" w:cs="Times New Roman"/>
+          <w:sz w:val="32"/>
+          <w:szCs w:val="32"/>
+          <w:lang w:val="en-US"/>
+        </w:rPr>
+        <w:t xml:space="preserve"> 100.00%</w:t>
+      </w:r>
+    </w:p>
+    <w:p>
+      <w:pPr>
+        <w:rPr>
+          <w:rFonts w:ascii="Times New Roman" w:hAnsi="Times New Roman" w:cs="Times New Roman"/>
+          <w:sz w:val="32"/>
+          <w:szCs w:val="32"/>
+          <w:lang w:val="en-US"/>
+        </w:rPr>
+      </w:pPr>
+      <w:r>
+        <w:rPr>
+          <w:rFonts w:ascii="Times New Roman" w:hAnsi="Times New Roman" w:cs="Times New Roman"/>
+          <w:sz w:val="32"/>
+          <w:szCs w:val="32"/>
+          <w:lang w:val="en-US"/>
+        </w:rPr>
+        <w:t xml:space="preserve">Recall  </w:t>
+      </w:r>
+      <w:proofErr w:type="gramStart"/>
+      <w:r>
+        <w:rPr>
+          <w:rFonts w:ascii="Times New Roman" w:hAnsi="Times New Roman" w:cs="Times New Roman"/>
+          <w:sz w:val="32"/>
+          <w:szCs w:val="32"/>
+          <w:lang w:val="en-US"/>
+        </w:rPr>
+        <w:t xml:space="preserve">  :</w:t>
+      </w:r>
+      <w:proofErr w:type="gramEnd"/>
+      <w:r>
+        <w:rPr>
+          <w:rFonts w:ascii="Times New Roman" w:hAnsi="Times New Roman" w:cs="Times New Roman"/>
+          <w:sz w:val="32"/>
+          <w:szCs w:val="32"/>
+          <w:lang w:val="en-US"/>
+        </w:rPr>
+        <w:t xml:space="preserve"> 99.56%</w:t>
+      </w:r>
+    </w:p>
+    <w:p>
+      <w:pPr>
+        <w:rPr>
+          <w:rFonts w:ascii="Times New Roman" w:hAnsi="Times New Roman" w:cs="Times New Roman"/>
+          <w:sz w:val="32"/>
+          <w:szCs w:val="32"/>
+          <w:lang w:val="en-US"/>
+        </w:rPr>
+      </w:pPr>
+      <w:r>
+        <w:rPr>
+          <w:rFonts w:ascii="Times New Roman" w:hAnsi="Times New Roman" w:cs="Times New Roman"/>
+          <w:sz w:val="32"/>
+          <w:szCs w:val="32"/>
+          <w:lang w:val="en-US"/>
+        </w:rPr>
+        <w:t xml:space="preserve">F1 </w:t>
+      </w:r>
+      <w:proofErr w:type="gramStart"/>
+      <w:r>
+        <w:rPr>
+          <w:rFonts w:ascii="Times New Roman" w:hAnsi="Times New Roman" w:cs="Times New Roman"/>
+          <w:sz w:val="32"/>
+          <w:szCs w:val="32"/>
+          <w:lang w:val="en-US"/>
+        </w:rPr>
+        <w:t>Score  :</w:t>
+      </w:r>
+      <w:proofErr w:type="gramEnd"/>
+      <w:r>
+        <w:rPr>
+          <w:rFonts w:ascii="Times New Roman" w:hAnsi="Times New Roman" w:cs="Times New Roman"/>
+          <w:sz w:val="32"/>
+          <w:szCs w:val="32"/>
+          <w:lang w:val="en-US"/>
+        </w:rPr>
+        <w:t xml:space="preserve"> 99.78%</w:t>
+      </w:r>
+    </w:p>
+    <w:p>
+      <w:pPr>
+        <w:rPr>
+          <w:rFonts w:ascii="Times New Roman" w:hAnsi="Times New Roman" w:cs="Times New Roman"/>
+          <w:sz w:val="32"/>
+          <w:szCs w:val="32"/>
+          <w:lang w:val="en-US"/>
+        </w:rPr>
+      </w:pPr>
+    </w:p>
+    <w:p>
+      <w:pPr>
         <w:rPr>
           <w:rFonts w:ascii="Times New Roman" w:hAnsi="Times New Roman" w:cs="Times New Roman"/>
           <w:b/>
@@ -768,148 +994,8 @@
           <w:szCs w:val="32"/>
           <w:lang w:val="en-US"/>
         </w:rPr>
-        <w:t>Random Forest</w:t>
-      </w:r>
-    </w:p>
-    <w:p>
-      <w:pPr>
-        <w:rPr>
-          <w:rFonts w:ascii="Times New Roman" w:hAnsi="Times New Roman" w:cs="Times New Roman"/>
-          <w:sz w:val="32"/>
-          <w:szCs w:val="32"/>
-          <w:lang w:val="en-US"/>
-        </w:rPr>
-      </w:pPr>
-      <w:proofErr w:type="gramStart"/>
-      <w:r>
-        <w:rPr>
-          <w:rFonts w:ascii="Times New Roman" w:hAnsi="Times New Roman" w:cs="Times New Roman"/>
-          <w:sz w:val="32"/>
-          <w:szCs w:val="32"/>
-          <w:lang w:val="en-US"/>
-        </w:rPr>
-        <w:t>Accuracy :</w:t>
-      </w:r>
-      <w:proofErr w:type="gramEnd"/>
-      <w:r>
-        <w:rPr>
-          <w:rFonts w:ascii="Times New Roman" w:hAnsi="Times New Roman" w:cs="Times New Roman"/>
-          <w:sz w:val="32"/>
-          <w:szCs w:val="32"/>
-          <w:lang w:val="en-US"/>
-        </w:rPr>
-        <w:t xml:space="preserve"> 97.17%</w:t>
-      </w:r>
-    </w:p>
-    <w:p>
-      <w:pPr>
-        <w:rPr>
-          <w:rFonts w:ascii="Times New Roman" w:hAnsi="Times New Roman" w:cs="Times New Roman"/>
-          <w:sz w:val="32"/>
-          <w:szCs w:val="32"/>
-          <w:lang w:val="en-US"/>
-        </w:rPr>
-      </w:pPr>
-      <w:r>
-        <w:rPr>
-          <w:rFonts w:ascii="Times New Roman" w:hAnsi="Times New Roman" w:cs="Times New Roman"/>
-          <w:sz w:val="32"/>
-          <w:szCs w:val="32"/>
-          <w:lang w:val="en-US"/>
-        </w:rPr>
-        <w:t>Precision: 95.17%</w:t>
-      </w:r>
-    </w:p>
-    <w:p>
-      <w:pPr>
-        <w:rPr>
-          <w:rFonts w:ascii="Times New Roman" w:hAnsi="Times New Roman" w:cs="Times New Roman"/>
-          <w:sz w:val="32"/>
-          <w:szCs w:val="32"/>
-          <w:lang w:val="en-US"/>
-        </w:rPr>
-      </w:pPr>
-      <w:r>
-        <w:rPr>
-          <w:rFonts w:ascii="Times New Roman" w:hAnsi="Times New Roman" w:cs="Times New Roman"/>
-          <w:sz w:val="32"/>
-          <w:szCs w:val="32"/>
-          <w:lang w:val="en-US"/>
-        </w:rPr>
-        <w:t xml:space="preserve">Recall </w:t>
-      </w:r>
-      <w:proofErr w:type="gramStart"/>
-      <w:r>
-        <w:rPr>
-          <w:rFonts w:ascii="Times New Roman" w:hAnsi="Times New Roman" w:cs="Times New Roman"/>
-          <w:sz w:val="32"/>
-          <w:szCs w:val="32"/>
-          <w:lang w:val="en-US"/>
-        </w:rPr>
-        <w:t xml:space="preserve">  :</w:t>
-      </w:r>
-      <w:proofErr w:type="gramEnd"/>
-      <w:r>
-        <w:rPr>
-          <w:rFonts w:ascii="Times New Roman" w:hAnsi="Times New Roman" w:cs="Times New Roman"/>
-          <w:sz w:val="32"/>
-          <w:szCs w:val="32"/>
-          <w:lang w:val="en-US"/>
-        </w:rPr>
-        <w:t xml:space="preserve"> 92.13%</w:t>
-      </w:r>
-    </w:p>
-    <w:p>
-      <w:pPr>
-        <w:rPr>
-          <w:rFonts w:ascii="Times New Roman" w:hAnsi="Times New Roman" w:cs="Times New Roman"/>
-          <w:sz w:val="32"/>
-          <w:szCs w:val="32"/>
-          <w:lang w:val="en-US"/>
-        </w:rPr>
-      </w:pPr>
-      <w:r>
-        <w:rPr>
-          <w:rFonts w:ascii="Times New Roman" w:hAnsi="Times New Roman" w:cs="Times New Roman"/>
-          <w:sz w:val="32"/>
-          <w:szCs w:val="32"/>
-          <w:lang w:val="en-US"/>
-        </w:rPr>
-        <w:t xml:space="preserve">F1 </w:t>
-      </w:r>
-      <w:proofErr w:type="gramStart"/>
-      <w:r>
-        <w:rPr>
-          <w:rFonts w:ascii="Times New Roman" w:hAnsi="Times New Roman" w:cs="Times New Roman"/>
-          <w:sz w:val="32"/>
-          <w:szCs w:val="32"/>
-          <w:lang w:val="en-US"/>
-        </w:rPr>
-        <w:t>Score :</w:t>
-      </w:r>
-      <w:proofErr w:type="gramEnd"/>
-      <w:r>
-        <w:rPr>
-          <w:rFonts w:ascii="Times New Roman" w:hAnsi="Times New Roman" w:cs="Times New Roman"/>
-          <w:sz w:val="32"/>
-          <w:szCs w:val="32"/>
-          <w:lang w:val="en-US"/>
-        </w:rPr>
-        <w:t xml:space="preserve"> 93.63%</w:t>
-      </w:r>
-    </w:p>
-    <w:p>
-      <w:pPr>
-        <w:rPr>
-          <w:rFonts w:ascii="Times New Roman" w:hAnsi="Times New Roman" w:cs="Times New Roman"/>
-          <w:sz w:val="32"/>
-          <w:szCs w:val="32"/>
-          <w:lang w:val="en-US"/>
-        </w:rPr>
-      </w:pPr>
-    </w:p>
-    <w:p>
-      <w:pPr>
+      </w:pPr>
+      <w:r>
         <w:rPr>
           <w:rFonts w:ascii="Times New Roman" w:hAnsi="Times New Roman" w:cs="Times New Roman"/>
           <w:b/>
@@ -918,8 +1004,159 @@
           <w:szCs w:val="32"/>
           <w:lang w:val="en-US"/>
         </w:rPr>
-      </w:pPr>
-      <w:r>
+        <w:t>6. KNN</w:t>
+      </w:r>
+    </w:p>
+    <w:p>
+      <w:pPr>
+        <w:rPr>
+          <w:rFonts w:ascii="Times New Roman" w:hAnsi="Times New Roman" w:cs="Times New Roman"/>
+          <w:sz w:val="32"/>
+          <w:szCs w:val="32"/>
+          <w:lang w:val="en-US"/>
+        </w:rPr>
+      </w:pPr>
+      <w:proofErr w:type="gramStart"/>
+      <w:r>
+        <w:rPr>
+          <w:rFonts w:ascii="Times New Roman" w:hAnsi="Times New Roman" w:cs="Times New Roman"/>
+          <w:sz w:val="32"/>
+          <w:szCs w:val="32"/>
+          <w:lang w:val="en-US"/>
+        </w:rPr>
+        <w:t>Accuracy  :</w:t>
+      </w:r>
+      <w:proofErr w:type="gramEnd"/>
+      <w:r>
+        <w:rPr>
+          <w:rFonts w:ascii="Times New Roman" w:hAnsi="Times New Roman" w:cs="Times New Roman"/>
+          <w:sz w:val="32"/>
+          <w:szCs w:val="32"/>
+          <w:lang w:val="en-US"/>
+        </w:rPr>
+        <w:t xml:space="preserve"> 98.44%</w:t>
+      </w:r>
+    </w:p>
+    <w:p>
+      <w:pPr>
+        <w:rPr>
+          <w:rFonts w:ascii="Times New Roman" w:hAnsi="Times New Roman" w:cs="Times New Roman"/>
+          <w:sz w:val="32"/>
+          <w:szCs w:val="32"/>
+          <w:lang w:val="en-US"/>
+        </w:rPr>
+      </w:pPr>
+      <w:proofErr w:type="gramStart"/>
+      <w:r>
+        <w:rPr>
+          <w:rFonts w:ascii="Times New Roman" w:hAnsi="Times New Roman" w:cs="Times New Roman"/>
+          <w:sz w:val="32"/>
+          <w:szCs w:val="32"/>
+          <w:lang w:val="en-US"/>
+        </w:rPr>
+        <w:t>Precision :</w:t>
+      </w:r>
+      <w:proofErr w:type="gramEnd"/>
+      <w:r>
+        <w:rPr>
+          <w:rFonts w:ascii="Times New Roman" w:hAnsi="Times New Roman" w:cs="Times New Roman"/>
+          <w:sz w:val="32"/>
+          <w:szCs w:val="32"/>
+          <w:lang w:val="en-US"/>
+        </w:rPr>
+        <w:t xml:space="preserve"> 99.55%</w:t>
+      </w:r>
+    </w:p>
+    <w:p>
+      <w:pPr>
+        <w:rPr>
+          <w:rFonts w:ascii="Times New Roman" w:hAnsi="Times New Roman" w:cs="Times New Roman"/>
+          <w:sz w:val="32"/>
+          <w:szCs w:val="32"/>
+          <w:lang w:val="en-US"/>
+        </w:rPr>
+      </w:pPr>
+      <w:r>
+        <w:rPr>
+          <w:rFonts w:ascii="Times New Roman" w:hAnsi="Times New Roman" w:cs="Times New Roman"/>
+          <w:sz w:val="32"/>
+          <w:szCs w:val="32"/>
+          <w:lang w:val="en-US"/>
+        </w:rPr>
+        <w:t xml:space="preserve">Recall  </w:t>
+      </w:r>
+      <w:proofErr w:type="gramStart"/>
+      <w:r>
+        <w:rPr>
+          <w:rFonts w:ascii="Times New Roman" w:hAnsi="Times New Roman" w:cs="Times New Roman"/>
+          <w:sz w:val="32"/>
+          <w:szCs w:val="32"/>
+          <w:lang w:val="en-US"/>
+        </w:rPr>
+        <w:t xml:space="preserve">  :</w:t>
+      </w:r>
+      <w:proofErr w:type="gramEnd"/>
+      <w:r>
+        <w:rPr>
+          <w:rFonts w:ascii="Times New Roman" w:hAnsi="Times New Roman" w:cs="Times New Roman"/>
+          <w:sz w:val="32"/>
+          <w:szCs w:val="32"/>
+          <w:lang w:val="en-US"/>
+        </w:rPr>
+        <w:t xml:space="preserve"> 97.33%</w:t>
+      </w:r>
+    </w:p>
+    <w:p>
+      <w:pPr>
+        <w:rPr>
+          <w:rFonts w:ascii="Times New Roman" w:hAnsi="Times New Roman" w:cs="Times New Roman"/>
+          <w:sz w:val="32"/>
+          <w:szCs w:val="32"/>
+          <w:lang w:val="en-US"/>
+        </w:rPr>
+      </w:pPr>
+      <w:r>
+        <w:rPr>
+          <w:rFonts w:ascii="Times New Roman" w:hAnsi="Times New Roman" w:cs="Times New Roman"/>
+          <w:sz w:val="32"/>
+          <w:szCs w:val="32"/>
+          <w:lang w:val="en-US"/>
+        </w:rPr>
+        <w:t xml:space="preserve">F1 </w:t>
+      </w:r>
+      <w:proofErr w:type="gramStart"/>
+      <w:r>
+        <w:rPr>
+          <w:rFonts w:ascii="Times New Roman" w:hAnsi="Times New Roman" w:cs="Times New Roman"/>
+          <w:sz w:val="32"/>
+          <w:szCs w:val="32"/>
+          <w:lang w:val="en-US"/>
+        </w:rPr>
+        <w:t>Score  :</w:t>
+      </w:r>
+      <w:proofErr w:type="gramEnd"/>
+      <w:r>
+        <w:rPr>
+          <w:rFonts w:ascii="Times New Roman" w:hAnsi="Times New Roman" w:cs="Times New Roman"/>
+          <w:sz w:val="32"/>
+          <w:szCs w:val="32"/>
+          <w:lang w:val="en-US"/>
+        </w:rPr>
+        <w:t xml:space="preserve"> 98.43%</w:t>
+      </w:r>
+    </w:p>
+    <w:p>
+      <w:pPr>
+        <w:rPr>
+          <w:rFonts w:ascii="Times New Roman" w:hAnsi="Times New Roman" w:cs="Times New Roman"/>
+          <w:sz w:val="32"/>
+          <w:szCs w:val="32"/>
+          <w:lang w:val="en-US"/>
+        </w:rPr>
+      </w:pPr>
+    </w:p>
+    <w:p>
+      <w:pPr>
         <w:rPr>
           <w:rFonts w:ascii="Times New Roman" w:hAnsi="Times New Roman" w:cs="Times New Roman"/>
           <w:b/>
@@ -928,8 +1165,7 @@
           <w:szCs w:val="32"/>
           <w:lang w:val="en-US"/>
         </w:rPr>
-        <w:t xml:space="preserve">6. </w:t>
-      </w:r>
+      </w:pPr>
       <w:r>
         <w:rPr>
           <w:rFonts w:ascii="Times New Roman" w:hAnsi="Times New Roman" w:cs="Times New Roman"/>
@@ -939,7 +1175,7 @@
           <w:szCs w:val="32"/>
           <w:lang w:val="en-US"/>
         </w:rPr>
-        <w:t>KNN</w:t>
+        <w:t>7. MLP</w:t>
       </w:r>
     </w:p>
     <w:p>
@@ -959,7 +1195,7 @@
           <w:szCs w:val="32"/>
           <w:lang w:val="en-US"/>
         </w:rPr>
-        <w:t>Accuracy :</w:t>
+        <w:t>Accuracy  :</w:t>
       </w:r>
       <w:proofErr w:type="gramEnd"/>
       <w:r>
@@ -969,46 +1205,18 @@
           <w:szCs w:val="32"/>
           <w:lang w:val="en-US"/>
         </w:rPr>
-        <w:t xml:space="preserve"> 96.82%</w:t>
-      </w:r>
-    </w:p>
-    <w:p>
-      <w:pPr>
-        <w:rPr>
-          <w:rFonts w:ascii="Times New Roman" w:hAnsi="Times New Roman" w:cs="Times New Roman"/>
-          <w:sz w:val="32"/>
-          <w:szCs w:val="32"/>
-          <w:lang w:val="en-US"/>
-        </w:rPr>
-      </w:pPr>
-      <w:r>
-        <w:rPr>
-          <w:rFonts w:ascii="Times New Roman" w:hAnsi="Times New Roman" w:cs="Times New Roman"/>
-          <w:sz w:val="32"/>
-          <w:szCs w:val="32"/>
-          <w:lang w:val="en-US"/>
-        </w:rPr>
-        <w:t>Precision: 97.10%</w:t>
-      </w:r>
-    </w:p>
-    <w:p>
-      <w:pPr>
-        <w:rPr>
-          <w:rFonts w:ascii="Times New Roman" w:hAnsi="Times New Roman" w:cs="Times New Roman"/>
-          <w:sz w:val="32"/>
-          <w:szCs w:val="32"/>
-          <w:lang w:val="en-US"/>
-        </w:rPr>
-      </w:pPr>
-      <w:r>
-        <w:rPr>
-          <w:rFonts w:ascii="Times New Roman" w:hAnsi="Times New Roman" w:cs="Times New Roman"/>
-          <w:sz w:val="32"/>
-          <w:szCs w:val="32"/>
-          <w:lang w:val="en-US"/>
-        </w:rPr>
-        <w:t xml:space="preserve">Recall </w:t>
-      </w:r>
+        <w:t xml:space="preserve"> 100.00%</w:t>
+      </w:r>
+    </w:p>
+    <w:p>
+      <w:pPr>
+        <w:rPr>
+          <w:rFonts w:ascii="Times New Roman" w:hAnsi="Times New Roman" w:cs="Times New Roman"/>
+          <w:sz w:val="32"/>
+          <w:szCs w:val="32"/>
+          <w:lang w:val="en-US"/>
+        </w:rPr>
+      </w:pPr>
       <w:proofErr w:type="gramStart"/>
       <w:r>
         <w:rPr>
@@ -1017,6 +1225,45 @@
           <w:szCs w:val="32"/>
           <w:lang w:val="en-US"/>
         </w:rPr>
+        <w:t>Precision :</w:t>
+      </w:r>
+      <w:proofErr w:type="gramEnd"/>
+      <w:r>
+        <w:rPr>
+          <w:rFonts w:ascii="Times New Roman" w:hAnsi="Times New Roman" w:cs="Times New Roman"/>
+          <w:sz w:val="32"/>
+          <w:szCs w:val="32"/>
+          <w:lang w:val="en-US"/>
+        </w:rPr>
+        <w:t xml:space="preserve"> 100.00%</w:t>
+      </w:r>
+    </w:p>
+    <w:p>
+      <w:pPr>
+        <w:rPr>
+          <w:rFonts w:ascii="Times New Roman" w:hAnsi="Times New Roman" w:cs="Times New Roman"/>
+          <w:sz w:val="32"/>
+          <w:szCs w:val="32"/>
+          <w:lang w:val="en-US"/>
+        </w:rPr>
+      </w:pPr>
+      <w:r>
+        <w:rPr>
+          <w:rFonts w:ascii="Times New Roman" w:hAnsi="Times New Roman" w:cs="Times New Roman"/>
+          <w:sz w:val="32"/>
+          <w:szCs w:val="32"/>
+          <w:lang w:val="en-US"/>
+        </w:rPr>
+        <w:t xml:space="preserve">Recall  </w:t>
+      </w:r>
+      <w:proofErr w:type="gramStart"/>
+      <w:r>
+        <w:rPr>
+          <w:rFonts w:ascii="Times New Roman" w:hAnsi="Times New Roman" w:cs="Times New Roman"/>
+          <w:sz w:val="32"/>
+          <w:szCs w:val="32"/>
+          <w:lang w:val="en-US"/>
+        </w:rPr>
         <w:t xml:space="preserve">  :</w:t>
       </w:r>
       <w:proofErr w:type="gramEnd"/>
@@ -1027,7 +1274,7 @@
           <w:szCs w:val="32"/>
           <w:lang w:val="en-US"/>
         </w:rPr>
-        <w:t xml:space="preserve"> 88.55%</w:t>
+        <w:t xml:space="preserve"> 100.00%</w:t>
       </w:r>
     </w:p>
     <w:p>
@@ -1056,7 +1303,7 @@
           <w:szCs w:val="32"/>
           <w:lang w:val="en-US"/>
         </w:rPr>
-        <w:t>Score :</w:t>
+        <w:t>Score  :</w:t>
       </w:r>
       <w:proofErr w:type="gramEnd"/>
       <w:r>
@@ -1066,56 +1313,21 @@
           <w:szCs w:val="32"/>
           <w:lang w:val="en-US"/>
         </w:rPr>
-        <w:t xml:space="preserve"> 92.63%</w:t>
-      </w:r>
-    </w:p>
-    <w:p>
-      <w:pPr>
-        <w:rPr>
-          <w:rFonts w:ascii="Times New Roman" w:hAnsi="Times New Roman" w:cs="Times New Roman"/>
-          <w:sz w:val="32"/>
-          <w:szCs w:val="32"/>
-          <w:lang w:val="en-US"/>
-        </w:rPr>
-      </w:pPr>
-    </w:p>
-    <w:p>
-      <w:pPr>
-        <w:rPr>
-          <w:rFonts w:ascii="Times New Roman" w:hAnsi="Times New Roman" w:cs="Times New Roman"/>
-          <w:sz w:val="32"/>
-          <w:szCs w:val="32"/>
-          <w:lang w:val="en-US"/>
-        </w:rPr>
-      </w:pPr>
-      <w:r>
-        <w:rPr>
-          <w:rFonts w:ascii="Times New Roman" w:hAnsi="Times New Roman" w:cs="Times New Roman"/>
-          <w:sz w:val="32"/>
-          <w:szCs w:val="32"/>
-          <w:lang w:val="en-US"/>
-        </w:rPr>
-        <w:t xml:space="preserve">Deep Learning Model </w:t>
-      </w:r>
-      <w:r>
-        <w:rPr>
-          <w:rFonts w:ascii="Times New Roman" w:hAnsi="Times New Roman" w:cs="Times New Roman"/>
-          <w:sz w:val="32"/>
-          <w:szCs w:val="32"/>
-          <w:lang w:val="en-US"/>
-        </w:rPr>
-        <w:br/>
-      </w:r>
-      <w:r>
-        <w:rPr>
-          <w:rFonts w:ascii="Times New Roman" w:hAnsi="Times New Roman" w:cs="Times New Roman"/>
-          <w:sz w:val="32"/>
-          <w:szCs w:val="32"/>
-          <w:lang w:val="en-US"/>
-        </w:rPr>
-        <w:br/>
-      </w:r>
-      <w:r>
+        <w:t xml:space="preserve"> 100.00%</w:t>
+      </w:r>
+    </w:p>
+    <w:p>
+      <w:pPr>
+        <w:rPr>
+          <w:rFonts w:ascii="Times New Roman" w:hAnsi="Times New Roman" w:cs="Times New Roman"/>
+          <w:sz w:val="32"/>
+          <w:szCs w:val="32"/>
+          <w:lang w:val="en-US"/>
+        </w:rPr>
+      </w:pPr>
+    </w:p>
+    <w:p>
+      <w:pPr>
         <w:rPr>
           <w:rFonts w:ascii="Times New Roman" w:hAnsi="Times New Roman" w:cs="Times New Roman"/>
           <w:b/>
@@ -1124,7 +1336,17 @@
           <w:szCs w:val="32"/>
           <w:lang w:val="en-US"/>
         </w:rPr>
-        <w:t>1. CNN</w:t>
+      </w:pPr>
+      <w:r>
+        <w:rPr>
+          <w:rFonts w:ascii="Times New Roman" w:hAnsi="Times New Roman" w:cs="Times New Roman"/>
+          <w:b/>
+          <w:bCs/>
+          <w:sz w:val="32"/>
+          <w:szCs w:val="32"/>
+          <w:lang w:val="en-US"/>
+        </w:rPr>
+        <w:t xml:space="preserve">8. XG Boost </w:t>
       </w:r>
     </w:p>
     <w:p>
@@ -1144,6 +1366,821 @@
           <w:szCs w:val="32"/>
           <w:lang w:val="en-US"/>
         </w:rPr>
+        <w:t>Accuracy  :</w:t>
+      </w:r>
+      <w:proofErr w:type="gramEnd"/>
+      <w:r>
+        <w:rPr>
+          <w:rFonts w:ascii="Times New Roman" w:hAnsi="Times New Roman" w:cs="Times New Roman"/>
+          <w:sz w:val="32"/>
+          <w:szCs w:val="32"/>
+          <w:lang w:val="en-US"/>
+        </w:rPr>
+        <w:t xml:space="preserve"> 99.11%</w:t>
+      </w:r>
+    </w:p>
+    <w:p>
+      <w:pPr>
+        <w:rPr>
+          <w:rFonts w:ascii="Times New Roman" w:hAnsi="Times New Roman" w:cs="Times New Roman"/>
+          <w:sz w:val="32"/>
+          <w:szCs w:val="32"/>
+          <w:lang w:val="en-US"/>
+        </w:rPr>
+      </w:pPr>
+      <w:proofErr w:type="gramStart"/>
+      <w:r>
+        <w:rPr>
+          <w:rFonts w:ascii="Times New Roman" w:hAnsi="Times New Roman" w:cs="Times New Roman"/>
+          <w:sz w:val="32"/>
+          <w:szCs w:val="32"/>
+          <w:lang w:val="en-US"/>
+        </w:rPr>
+        <w:t>Precision :</w:t>
+      </w:r>
+      <w:proofErr w:type="gramEnd"/>
+      <w:r>
+        <w:rPr>
+          <w:rFonts w:ascii="Times New Roman" w:hAnsi="Times New Roman" w:cs="Times New Roman"/>
+          <w:sz w:val="32"/>
+          <w:szCs w:val="32"/>
+          <w:lang w:val="en-US"/>
+        </w:rPr>
+        <w:t xml:space="preserve"> 99.55%</w:t>
+      </w:r>
+    </w:p>
+    <w:p>
+      <w:pPr>
+        <w:rPr>
+          <w:rFonts w:ascii="Times New Roman" w:hAnsi="Times New Roman" w:cs="Times New Roman"/>
+          <w:sz w:val="32"/>
+          <w:szCs w:val="32"/>
+          <w:lang w:val="en-US"/>
+        </w:rPr>
+      </w:pPr>
+      <w:r>
+        <w:rPr>
+          <w:rFonts w:ascii="Times New Roman" w:hAnsi="Times New Roman" w:cs="Times New Roman"/>
+          <w:sz w:val="32"/>
+          <w:szCs w:val="32"/>
+          <w:lang w:val="en-US"/>
+        </w:rPr>
+        <w:lastRenderedPageBreak/>
+        <w:t xml:space="preserve">Recall  </w:t>
+      </w:r>
+      <w:proofErr w:type="gramStart"/>
+      <w:r>
+        <w:rPr>
+          <w:rFonts w:ascii="Times New Roman" w:hAnsi="Times New Roman" w:cs="Times New Roman"/>
+          <w:sz w:val="32"/>
+          <w:szCs w:val="32"/>
+          <w:lang w:val="en-US"/>
+        </w:rPr>
+        <w:t xml:space="preserve">  :</w:t>
+      </w:r>
+      <w:proofErr w:type="gramEnd"/>
+      <w:r>
+        <w:rPr>
+          <w:rFonts w:ascii="Times New Roman" w:hAnsi="Times New Roman" w:cs="Times New Roman"/>
+          <w:sz w:val="32"/>
+          <w:szCs w:val="32"/>
+          <w:lang w:val="en-US"/>
+        </w:rPr>
+        <w:t xml:space="preserve"> 98.67%</w:t>
+      </w:r>
+    </w:p>
+    <w:p>
+      <w:pPr>
+        <w:rPr>
+          <w:rFonts w:ascii="Times New Roman" w:hAnsi="Times New Roman" w:cs="Times New Roman"/>
+          <w:sz w:val="32"/>
+          <w:szCs w:val="32"/>
+          <w:lang w:val="en-US"/>
+        </w:rPr>
+      </w:pPr>
+      <w:r>
+        <w:rPr>
+          <w:rFonts w:ascii="Times New Roman" w:hAnsi="Times New Roman" w:cs="Times New Roman"/>
+          <w:sz w:val="32"/>
+          <w:szCs w:val="32"/>
+          <w:lang w:val="en-US"/>
+        </w:rPr>
+        <w:t xml:space="preserve">F1 </w:t>
+      </w:r>
+      <w:proofErr w:type="gramStart"/>
+      <w:r>
+        <w:rPr>
+          <w:rFonts w:ascii="Times New Roman" w:hAnsi="Times New Roman" w:cs="Times New Roman"/>
+          <w:sz w:val="32"/>
+          <w:szCs w:val="32"/>
+          <w:lang w:val="en-US"/>
+        </w:rPr>
+        <w:t>Score  :</w:t>
+      </w:r>
+      <w:proofErr w:type="gramEnd"/>
+      <w:r>
+        <w:rPr>
+          <w:rFonts w:ascii="Times New Roman" w:hAnsi="Times New Roman" w:cs="Times New Roman"/>
+          <w:sz w:val="32"/>
+          <w:szCs w:val="32"/>
+          <w:lang w:val="en-US"/>
+        </w:rPr>
+        <w:t xml:space="preserve"> 99.11%</w:t>
+      </w:r>
+    </w:p>
+    <w:p>
+      <w:pPr>
+        <w:rPr>
+          <w:rFonts w:ascii="Times New Roman" w:hAnsi="Times New Roman" w:cs="Times New Roman"/>
+          <w:sz w:val="32"/>
+          <w:szCs w:val="32"/>
+          <w:lang w:val="en-US"/>
+        </w:rPr>
+      </w:pPr>
+    </w:p>
+    <w:p>
+      <w:pPr>
+        <w:rPr>
+          <w:rFonts w:ascii="Times New Roman" w:hAnsi="Times New Roman" w:cs="Times New Roman"/>
+          <w:sz w:val="32"/>
+          <w:szCs w:val="32"/>
+          <w:lang w:val="en-US"/>
+        </w:rPr>
+      </w:pPr>
+      <w:r>
+        <w:rPr>
+          <w:rFonts w:ascii="Times New Roman" w:hAnsi="Times New Roman" w:cs="Times New Roman"/>
+          <w:sz w:val="32"/>
+          <w:szCs w:val="32"/>
+          <w:lang w:val="en-US"/>
+        </w:rPr>
+        <w:t>Deep Learning Models</w:t>
+      </w:r>
+      <w:r>
+        <w:rPr>
+          <w:rFonts w:ascii="Times New Roman" w:hAnsi="Times New Roman" w:cs="Times New Roman"/>
+          <w:sz w:val="32"/>
+          <w:szCs w:val="32"/>
+          <w:lang w:val="en-US"/>
+        </w:rPr>
+        <w:br/>
+      </w:r>
+    </w:p>
+    <w:p>
+      <w:pPr>
+        <w:rPr>
+          <w:rFonts w:ascii="Times New Roman" w:hAnsi="Times New Roman" w:cs="Times New Roman"/>
+          <w:b/>
+          <w:bCs/>
+          <w:sz w:val="32"/>
+          <w:szCs w:val="32"/>
+          <w:lang w:val="en-US"/>
+        </w:rPr>
+      </w:pPr>
+      <w:r>
+        <w:rPr>
+          <w:rFonts w:ascii="Times New Roman" w:hAnsi="Times New Roman" w:cs="Times New Roman"/>
+          <w:b/>
+          <w:bCs/>
+          <w:sz w:val="32"/>
+          <w:szCs w:val="32"/>
+          <w:lang w:val="en-US"/>
+        </w:rPr>
+        <w:t>1</w:t>
+      </w:r>
+      <w:r>
+        <w:rPr>
+          <w:rFonts w:ascii="Times New Roman" w:hAnsi="Times New Roman" w:cs="Times New Roman"/>
+          <w:b/>
+          <w:bCs/>
+          <w:sz w:val="32"/>
+          <w:szCs w:val="32"/>
+          <w:lang w:val="en-US"/>
+        </w:rPr>
+        <w:t>. CNN</w:t>
+      </w:r>
+    </w:p>
+    <w:p>
+      <w:pPr>
+        <w:rPr>
+          <w:rFonts w:ascii="Times New Roman" w:hAnsi="Times New Roman" w:cs="Times New Roman"/>
+          <w:sz w:val="32"/>
+          <w:szCs w:val="32"/>
+          <w:lang w:val="en-US"/>
+        </w:rPr>
+      </w:pPr>
+      <w:proofErr w:type="gramStart"/>
+      <w:r>
+        <w:rPr>
+          <w:rFonts w:ascii="Times New Roman" w:hAnsi="Times New Roman" w:cs="Times New Roman"/>
+          <w:sz w:val="32"/>
+          <w:szCs w:val="32"/>
+          <w:lang w:val="en-US"/>
+        </w:rPr>
+        <w:t>Accuracy  :</w:t>
+      </w:r>
+      <w:proofErr w:type="gramEnd"/>
+      <w:r>
+        <w:rPr>
+          <w:rFonts w:ascii="Times New Roman" w:hAnsi="Times New Roman" w:cs="Times New Roman"/>
+          <w:sz w:val="32"/>
+          <w:szCs w:val="32"/>
+          <w:lang w:val="en-US"/>
+        </w:rPr>
+        <w:t xml:space="preserve"> 100.00%</w:t>
+      </w:r>
+    </w:p>
+    <w:p>
+      <w:pPr>
+        <w:rPr>
+          <w:rFonts w:ascii="Times New Roman" w:hAnsi="Times New Roman" w:cs="Times New Roman"/>
+          <w:sz w:val="32"/>
+          <w:szCs w:val="32"/>
+          <w:lang w:val="en-US"/>
+        </w:rPr>
+      </w:pPr>
+      <w:proofErr w:type="gramStart"/>
+      <w:r>
+        <w:rPr>
+          <w:rFonts w:ascii="Times New Roman" w:hAnsi="Times New Roman" w:cs="Times New Roman"/>
+          <w:sz w:val="32"/>
+          <w:szCs w:val="32"/>
+          <w:lang w:val="en-US"/>
+        </w:rPr>
+        <w:t>Precision :</w:t>
+      </w:r>
+      <w:proofErr w:type="gramEnd"/>
+      <w:r>
+        <w:rPr>
+          <w:rFonts w:ascii="Times New Roman" w:hAnsi="Times New Roman" w:cs="Times New Roman"/>
+          <w:sz w:val="32"/>
+          <w:szCs w:val="32"/>
+          <w:lang w:val="en-US"/>
+        </w:rPr>
+        <w:t xml:space="preserve"> 100.00%</w:t>
+      </w:r>
+    </w:p>
+    <w:p>
+      <w:pPr>
+        <w:rPr>
+          <w:rFonts w:ascii="Times New Roman" w:hAnsi="Times New Roman" w:cs="Times New Roman"/>
+          <w:sz w:val="32"/>
+          <w:szCs w:val="32"/>
+          <w:lang w:val="en-US"/>
+        </w:rPr>
+      </w:pPr>
+      <w:r>
+        <w:rPr>
+          <w:rFonts w:ascii="Times New Roman" w:hAnsi="Times New Roman" w:cs="Times New Roman"/>
+          <w:sz w:val="32"/>
+          <w:szCs w:val="32"/>
+          <w:lang w:val="en-US"/>
+        </w:rPr>
+        <w:t xml:space="preserve">Recall  </w:t>
+      </w:r>
+      <w:proofErr w:type="gramStart"/>
+      <w:r>
+        <w:rPr>
+          <w:rFonts w:ascii="Times New Roman" w:hAnsi="Times New Roman" w:cs="Times New Roman"/>
+          <w:sz w:val="32"/>
+          <w:szCs w:val="32"/>
+          <w:lang w:val="en-US"/>
+        </w:rPr>
+        <w:t xml:space="preserve">  :</w:t>
+      </w:r>
+      <w:proofErr w:type="gramEnd"/>
+      <w:r>
+        <w:rPr>
+          <w:rFonts w:ascii="Times New Roman" w:hAnsi="Times New Roman" w:cs="Times New Roman"/>
+          <w:sz w:val="32"/>
+          <w:szCs w:val="32"/>
+          <w:lang w:val="en-US"/>
+        </w:rPr>
+        <w:t xml:space="preserve"> 100.00%</w:t>
+      </w:r>
+    </w:p>
+    <w:p>
+      <w:pPr>
+        <w:rPr>
+          <w:rFonts w:ascii="Times New Roman" w:hAnsi="Times New Roman" w:cs="Times New Roman"/>
+          <w:sz w:val="32"/>
+          <w:szCs w:val="32"/>
+          <w:lang w:val="en-US"/>
+        </w:rPr>
+      </w:pPr>
+      <w:r>
+        <w:rPr>
+          <w:rFonts w:ascii="Times New Roman" w:hAnsi="Times New Roman" w:cs="Times New Roman"/>
+          <w:sz w:val="32"/>
+          <w:szCs w:val="32"/>
+          <w:lang w:val="en-US"/>
+        </w:rPr>
+        <w:t xml:space="preserve">F1      </w:t>
+      </w:r>
+      <w:proofErr w:type="gramStart"/>
+      <w:r>
+        <w:rPr>
+          <w:rFonts w:ascii="Times New Roman" w:hAnsi="Times New Roman" w:cs="Times New Roman"/>
+          <w:sz w:val="32"/>
+          <w:szCs w:val="32"/>
+          <w:lang w:val="en-US"/>
+        </w:rPr>
+        <w:t xml:space="preserve">  :</w:t>
+      </w:r>
+      <w:proofErr w:type="gramEnd"/>
+      <w:r>
+        <w:rPr>
+          <w:rFonts w:ascii="Times New Roman" w:hAnsi="Times New Roman" w:cs="Times New Roman"/>
+          <w:sz w:val="32"/>
+          <w:szCs w:val="32"/>
+          <w:lang w:val="en-US"/>
+        </w:rPr>
+        <w:t xml:space="preserve"> 100.00%</w:t>
+      </w:r>
+    </w:p>
+    <w:p>
+      <w:pPr>
+        <w:rPr>
+          <w:rFonts w:ascii="Times New Roman" w:hAnsi="Times New Roman" w:cs="Times New Roman"/>
+          <w:sz w:val="32"/>
+          <w:szCs w:val="32"/>
+          <w:lang w:val="en-US"/>
+        </w:rPr>
+      </w:pPr>
+    </w:p>
+    <w:p>
+      <w:pPr>
+        <w:rPr>
+          <w:rFonts w:ascii="Times New Roman" w:hAnsi="Times New Roman" w:cs="Times New Roman"/>
+          <w:b/>
+          <w:bCs/>
+          <w:sz w:val="32"/>
+          <w:szCs w:val="32"/>
+          <w:lang w:val="en-US"/>
+        </w:rPr>
+      </w:pPr>
+      <w:r>
+        <w:rPr>
+          <w:rFonts w:ascii="Times New Roman" w:hAnsi="Times New Roman" w:cs="Times New Roman"/>
+          <w:b/>
+          <w:bCs/>
+          <w:sz w:val="32"/>
+          <w:szCs w:val="32"/>
+          <w:lang w:val="en-US"/>
+        </w:rPr>
+        <w:t xml:space="preserve">2. LSTM </w:t>
+      </w:r>
+    </w:p>
+    <w:p>
+      <w:pPr>
+        <w:rPr>
+          <w:rFonts w:ascii="Times New Roman" w:hAnsi="Times New Roman" w:cs="Times New Roman"/>
+          <w:sz w:val="32"/>
+          <w:szCs w:val="32"/>
+          <w:lang w:val="en-US"/>
+        </w:rPr>
+      </w:pPr>
+      <w:proofErr w:type="gramStart"/>
+      <w:r>
+        <w:rPr>
+          <w:rFonts w:ascii="Times New Roman" w:hAnsi="Times New Roman" w:cs="Times New Roman"/>
+          <w:sz w:val="32"/>
+          <w:szCs w:val="32"/>
+          <w:lang w:val="en-US"/>
+        </w:rPr>
+        <w:t>Accuracy  :</w:t>
+      </w:r>
+      <w:proofErr w:type="gramEnd"/>
+      <w:r>
+        <w:rPr>
+          <w:rFonts w:ascii="Times New Roman" w:hAnsi="Times New Roman" w:cs="Times New Roman"/>
+          <w:sz w:val="32"/>
+          <w:szCs w:val="32"/>
+          <w:lang w:val="en-US"/>
+        </w:rPr>
+        <w:t xml:space="preserve"> 50.00%</w:t>
+      </w:r>
+    </w:p>
+    <w:p>
+      <w:pPr>
+        <w:rPr>
+          <w:rFonts w:ascii="Times New Roman" w:hAnsi="Times New Roman" w:cs="Times New Roman"/>
+          <w:sz w:val="32"/>
+          <w:szCs w:val="32"/>
+          <w:lang w:val="en-US"/>
+        </w:rPr>
+      </w:pPr>
+      <w:proofErr w:type="gramStart"/>
+      <w:r>
+        <w:rPr>
+          <w:rFonts w:ascii="Times New Roman" w:hAnsi="Times New Roman" w:cs="Times New Roman"/>
+          <w:sz w:val="32"/>
+          <w:szCs w:val="32"/>
+          <w:lang w:val="en-US"/>
+        </w:rPr>
+        <w:t>Precision :</w:t>
+      </w:r>
+      <w:proofErr w:type="gramEnd"/>
+      <w:r>
+        <w:rPr>
+          <w:rFonts w:ascii="Times New Roman" w:hAnsi="Times New Roman" w:cs="Times New Roman"/>
+          <w:sz w:val="32"/>
+          <w:szCs w:val="32"/>
+          <w:lang w:val="en-US"/>
+        </w:rPr>
+        <w:t xml:space="preserve"> 50.00%</w:t>
+      </w:r>
+    </w:p>
+    <w:p>
+      <w:pPr>
+        <w:rPr>
+          <w:rFonts w:ascii="Times New Roman" w:hAnsi="Times New Roman" w:cs="Times New Roman"/>
+          <w:sz w:val="32"/>
+          <w:szCs w:val="32"/>
+          <w:lang w:val="en-US"/>
+        </w:rPr>
+      </w:pPr>
+      <w:r>
+        <w:rPr>
+          <w:rFonts w:ascii="Times New Roman" w:hAnsi="Times New Roman" w:cs="Times New Roman"/>
+          <w:sz w:val="32"/>
+          <w:szCs w:val="32"/>
+          <w:lang w:val="en-US"/>
+        </w:rPr>
+        <w:t xml:space="preserve">Recall  </w:t>
+      </w:r>
+      <w:proofErr w:type="gramStart"/>
+      <w:r>
+        <w:rPr>
+          <w:rFonts w:ascii="Times New Roman" w:hAnsi="Times New Roman" w:cs="Times New Roman"/>
+          <w:sz w:val="32"/>
+          <w:szCs w:val="32"/>
+          <w:lang w:val="en-US"/>
+        </w:rPr>
+        <w:t xml:space="preserve">  :</w:t>
+      </w:r>
+      <w:proofErr w:type="gramEnd"/>
+      <w:r>
+        <w:rPr>
+          <w:rFonts w:ascii="Times New Roman" w:hAnsi="Times New Roman" w:cs="Times New Roman"/>
+          <w:sz w:val="32"/>
+          <w:szCs w:val="32"/>
+          <w:lang w:val="en-US"/>
+        </w:rPr>
+        <w:t xml:space="preserve"> 100.00%</w:t>
+      </w:r>
+    </w:p>
+    <w:p>
+      <w:pPr>
+        <w:rPr>
+          <w:rFonts w:ascii="Times New Roman" w:hAnsi="Times New Roman" w:cs="Times New Roman"/>
+          <w:sz w:val="32"/>
+          <w:szCs w:val="32"/>
+          <w:lang w:val="en-US"/>
+        </w:rPr>
+      </w:pPr>
+      <w:r>
+        <w:rPr>
+          <w:rFonts w:ascii="Times New Roman" w:hAnsi="Times New Roman" w:cs="Times New Roman"/>
+          <w:sz w:val="32"/>
+          <w:szCs w:val="32"/>
+          <w:lang w:val="en-US"/>
+        </w:rPr>
+        <w:t xml:space="preserve">F1      </w:t>
+      </w:r>
+      <w:proofErr w:type="gramStart"/>
+      <w:r>
+        <w:rPr>
+          <w:rFonts w:ascii="Times New Roman" w:hAnsi="Times New Roman" w:cs="Times New Roman"/>
+          <w:sz w:val="32"/>
+          <w:szCs w:val="32"/>
+          <w:lang w:val="en-US"/>
+        </w:rPr>
+        <w:t xml:space="preserve">  :</w:t>
+      </w:r>
+      <w:proofErr w:type="gramEnd"/>
+      <w:r>
+        <w:rPr>
+          <w:rFonts w:ascii="Times New Roman" w:hAnsi="Times New Roman" w:cs="Times New Roman"/>
+          <w:sz w:val="32"/>
+          <w:szCs w:val="32"/>
+          <w:lang w:val="en-US"/>
+        </w:rPr>
+        <w:t xml:space="preserve"> 66.67%</w:t>
+      </w:r>
+    </w:p>
+    <w:p>
+      <w:pPr>
+        <w:rPr>
+          <w:rFonts w:ascii="Times New Roman" w:hAnsi="Times New Roman" w:cs="Times New Roman"/>
+          <w:b/>
+          <w:bCs/>
+          <w:sz w:val="32"/>
+          <w:szCs w:val="32"/>
+          <w:lang w:val="en-US"/>
+        </w:rPr>
+      </w:pPr>
+      <w:r>
+        <w:rPr>
+          <w:rFonts w:ascii="Times New Roman" w:hAnsi="Times New Roman" w:cs="Times New Roman"/>
+          <w:sz w:val="32"/>
+          <w:szCs w:val="32"/>
+          <w:lang w:val="en-US"/>
+        </w:rPr>
+        <w:br/>
+      </w:r>
+      <w:r>
+        <w:rPr>
+          <w:rFonts w:ascii="Times New Roman" w:hAnsi="Times New Roman" w:cs="Times New Roman"/>
+          <w:b/>
+          <w:bCs/>
+          <w:sz w:val="32"/>
+          <w:szCs w:val="32"/>
+          <w:lang w:val="en-US"/>
+        </w:rPr>
+        <w:t xml:space="preserve">3. </w:t>
+      </w:r>
+      <w:proofErr w:type="spellStart"/>
+      <w:r>
+        <w:rPr>
+          <w:rFonts w:ascii="Times New Roman" w:hAnsi="Times New Roman" w:cs="Times New Roman"/>
+          <w:b/>
+          <w:bCs/>
+          <w:sz w:val="32"/>
+          <w:szCs w:val="32"/>
+          <w:lang w:val="en-US"/>
+        </w:rPr>
+        <w:t>BiLSTM</w:t>
+      </w:r>
+      <w:proofErr w:type="spellEnd"/>
+    </w:p>
+    <w:p>
+      <w:pPr>
+        <w:rPr>
+          <w:rFonts w:ascii="Times New Roman" w:hAnsi="Times New Roman" w:cs="Times New Roman"/>
+          <w:sz w:val="32"/>
+          <w:szCs w:val="32"/>
+          <w:lang w:val="en-US"/>
+        </w:rPr>
+      </w:pPr>
+      <w:proofErr w:type="gramStart"/>
+      <w:r>
+        <w:rPr>
+          <w:rFonts w:ascii="Times New Roman" w:hAnsi="Times New Roman" w:cs="Times New Roman"/>
+          <w:sz w:val="32"/>
+          <w:szCs w:val="32"/>
+          <w:lang w:val="en-US"/>
+        </w:rPr>
+        <w:t>Accuracy  :</w:t>
+      </w:r>
+      <w:proofErr w:type="gramEnd"/>
+      <w:r>
+        <w:rPr>
+          <w:rFonts w:ascii="Times New Roman" w:hAnsi="Times New Roman" w:cs="Times New Roman"/>
+          <w:sz w:val="32"/>
+          <w:szCs w:val="32"/>
+          <w:lang w:val="en-US"/>
+        </w:rPr>
+        <w:t xml:space="preserve"> 100.00%</w:t>
+      </w:r>
+    </w:p>
+    <w:p>
+      <w:pPr>
+        <w:rPr>
+          <w:rFonts w:ascii="Times New Roman" w:hAnsi="Times New Roman" w:cs="Times New Roman"/>
+          <w:sz w:val="32"/>
+          <w:szCs w:val="32"/>
+          <w:lang w:val="en-US"/>
+        </w:rPr>
+      </w:pPr>
+      <w:proofErr w:type="gramStart"/>
+      <w:r>
+        <w:rPr>
+          <w:rFonts w:ascii="Times New Roman" w:hAnsi="Times New Roman" w:cs="Times New Roman"/>
+          <w:sz w:val="32"/>
+          <w:szCs w:val="32"/>
+          <w:lang w:val="en-US"/>
+        </w:rPr>
+        <w:t>Precision :</w:t>
+      </w:r>
+      <w:proofErr w:type="gramEnd"/>
+      <w:r>
+        <w:rPr>
+          <w:rFonts w:ascii="Times New Roman" w:hAnsi="Times New Roman" w:cs="Times New Roman"/>
+          <w:sz w:val="32"/>
+          <w:szCs w:val="32"/>
+          <w:lang w:val="en-US"/>
+        </w:rPr>
+        <w:t xml:space="preserve"> 100.00%</w:t>
+      </w:r>
+    </w:p>
+    <w:p>
+      <w:pPr>
+        <w:rPr>
+          <w:rFonts w:ascii="Times New Roman" w:hAnsi="Times New Roman" w:cs="Times New Roman"/>
+          <w:sz w:val="32"/>
+          <w:szCs w:val="32"/>
+          <w:lang w:val="en-US"/>
+        </w:rPr>
+      </w:pPr>
+      <w:r>
+        <w:rPr>
+          <w:rFonts w:ascii="Times New Roman" w:hAnsi="Times New Roman" w:cs="Times New Roman"/>
+          <w:sz w:val="32"/>
+          <w:szCs w:val="32"/>
+          <w:lang w:val="en-US"/>
+        </w:rPr>
+        <w:t xml:space="preserve">Recall  </w:t>
+      </w:r>
+      <w:proofErr w:type="gramStart"/>
+      <w:r>
+        <w:rPr>
+          <w:rFonts w:ascii="Times New Roman" w:hAnsi="Times New Roman" w:cs="Times New Roman"/>
+          <w:sz w:val="32"/>
+          <w:szCs w:val="32"/>
+          <w:lang w:val="en-US"/>
+        </w:rPr>
+        <w:t xml:space="preserve">  :</w:t>
+      </w:r>
+      <w:proofErr w:type="gramEnd"/>
+      <w:r>
+        <w:rPr>
+          <w:rFonts w:ascii="Times New Roman" w:hAnsi="Times New Roman" w:cs="Times New Roman"/>
+          <w:sz w:val="32"/>
+          <w:szCs w:val="32"/>
+          <w:lang w:val="en-US"/>
+        </w:rPr>
+        <w:t xml:space="preserve"> 100.00%</w:t>
+      </w:r>
+    </w:p>
+    <w:p>
+      <w:pPr>
+        <w:rPr>
+          <w:rFonts w:ascii="Times New Roman" w:hAnsi="Times New Roman" w:cs="Times New Roman"/>
+          <w:sz w:val="32"/>
+          <w:szCs w:val="32"/>
+          <w:lang w:val="en-US"/>
+        </w:rPr>
+      </w:pPr>
+      <w:r>
+        <w:rPr>
+          <w:rFonts w:ascii="Times New Roman" w:hAnsi="Times New Roman" w:cs="Times New Roman"/>
+          <w:sz w:val="32"/>
+          <w:szCs w:val="32"/>
+          <w:lang w:val="en-US"/>
+        </w:rPr>
+        <w:t xml:space="preserve">F1      </w:t>
+      </w:r>
+      <w:proofErr w:type="gramStart"/>
+      <w:r>
+        <w:rPr>
+          <w:rFonts w:ascii="Times New Roman" w:hAnsi="Times New Roman" w:cs="Times New Roman"/>
+          <w:sz w:val="32"/>
+          <w:szCs w:val="32"/>
+          <w:lang w:val="en-US"/>
+        </w:rPr>
+        <w:t xml:space="preserve">  :</w:t>
+      </w:r>
+      <w:proofErr w:type="gramEnd"/>
+      <w:r>
+        <w:rPr>
+          <w:rFonts w:ascii="Times New Roman" w:hAnsi="Times New Roman" w:cs="Times New Roman"/>
+          <w:sz w:val="32"/>
+          <w:szCs w:val="32"/>
+          <w:lang w:val="en-US"/>
+        </w:rPr>
+        <w:t xml:space="preserve"> 100.00%</w:t>
+      </w:r>
+      <w:r>
+        <w:rPr>
+          <w:rFonts w:ascii="Times New Roman" w:hAnsi="Times New Roman" w:cs="Times New Roman"/>
+          <w:sz w:val="32"/>
+          <w:szCs w:val="32"/>
+          <w:lang w:val="en-US"/>
+        </w:rPr>
+        <w:br/>
+      </w:r>
+    </w:p>
+    <w:p>
+      <w:pPr>
+        <w:rPr>
+          <w:rFonts w:ascii="Times New Roman" w:hAnsi="Times New Roman" w:cs="Times New Roman"/>
+          <w:b/>
+          <w:bCs/>
+          <w:sz w:val="32"/>
+          <w:szCs w:val="32"/>
+          <w:lang w:val="en-US"/>
+        </w:rPr>
+      </w:pPr>
+    </w:p>
+    <w:p>
+      <w:pPr>
+        <w:rPr>
+          <w:rFonts w:ascii="Times New Roman" w:hAnsi="Times New Roman" w:cs="Times New Roman"/>
+          <w:b/>
+          <w:bCs/>
+          <w:sz w:val="32"/>
+          <w:szCs w:val="32"/>
+          <w:lang w:val="en-US"/>
+        </w:rPr>
+      </w:pPr>
+    </w:p>
+    <w:p>
+      <w:pPr>
+        <w:rPr>
+          <w:rFonts w:ascii="Times New Roman" w:hAnsi="Times New Roman" w:cs="Times New Roman"/>
+          <w:b/>
+          <w:bCs/>
+          <w:sz w:val="32"/>
+          <w:szCs w:val="32"/>
+          <w:lang w:val="en-US"/>
+        </w:rPr>
+      </w:pPr>
+      <w:r>
+        <w:rPr>
+          <w:rFonts w:ascii="Times New Roman" w:hAnsi="Times New Roman" w:cs="Times New Roman"/>
+          <w:b/>
+          <w:bCs/>
+          <w:sz w:val="32"/>
+          <w:szCs w:val="32"/>
+          <w:lang w:val="en-US"/>
+        </w:rPr>
+        <w:lastRenderedPageBreak/>
+        <w:t>Transformer Models</w:t>
+      </w:r>
+    </w:p>
+    <w:p>
+      <w:pPr>
+        <w:rPr>
+          <w:rFonts w:ascii="Times New Roman" w:hAnsi="Times New Roman" w:cs="Times New Roman"/>
+          <w:b/>
+          <w:bCs/>
+          <w:sz w:val="32"/>
+          <w:szCs w:val="32"/>
+          <w:lang w:val="en-US"/>
+        </w:rPr>
+      </w:pPr>
+    </w:p>
+    <w:p>
+      <w:pPr>
+        <w:pStyle w:val="ListParagraph"/>
+        <w:numPr>
+          <w:ilvl w:val="0"/>
+          <w:numId w:val="1"/>
+        </w:numPr>
+        <w:rPr>
+          <w:rFonts w:ascii="Times New Roman" w:hAnsi="Times New Roman" w:cs="Times New Roman"/>
+          <w:b/>
+          <w:bCs/>
+          <w:sz w:val="32"/>
+          <w:szCs w:val="32"/>
+          <w:lang w:val="en-US"/>
+        </w:rPr>
+      </w:pPr>
+      <w:proofErr w:type="spellStart"/>
+      <w:r>
+        <w:rPr>
+          <w:rFonts w:ascii="Times New Roman" w:hAnsi="Times New Roman" w:cs="Times New Roman"/>
+          <w:b/>
+          <w:bCs/>
+          <w:sz w:val="32"/>
+          <w:szCs w:val="32"/>
+          <w:lang w:val="en-US"/>
+        </w:rPr>
+        <w:t>DistilBERT</w:t>
+      </w:r>
+      <w:proofErr w:type="spellEnd"/>
+      <w:r>
+        <w:rPr>
+          <w:rFonts w:ascii="Times New Roman" w:hAnsi="Times New Roman" w:cs="Times New Roman"/>
+          <w:b/>
+          <w:bCs/>
+          <w:sz w:val="32"/>
+          <w:szCs w:val="32"/>
+          <w:lang w:val="en-US"/>
+        </w:rPr>
+        <w:br/>
+      </w:r>
+    </w:p>
+    <w:p>
+      <w:pPr>
+        <w:pStyle w:val="ListParagraph"/>
+        <w:spacing w:line="360" w:lineRule="auto"/>
+        <w:rPr>
+          <w:rFonts w:ascii="Times New Roman" w:hAnsi="Times New Roman" w:cs="Times New Roman"/>
+          <w:sz w:val="32"/>
+          <w:szCs w:val="32"/>
+          <w:lang w:val="en-US"/>
+        </w:rPr>
+      </w:pPr>
+      <w:proofErr w:type="gramStart"/>
+      <w:r>
+        <w:rPr>
+          <w:rFonts w:ascii="Times New Roman" w:hAnsi="Times New Roman" w:cs="Times New Roman"/>
+          <w:sz w:val="32"/>
+          <w:szCs w:val="32"/>
+          <w:lang w:val="en-US"/>
+        </w:rPr>
         <w:t>Accuracy :</w:t>
       </w:r>
       <w:proofErr w:type="gramEnd"/>
@@ -1154,100 +2191,20 @@
           <w:szCs w:val="32"/>
           <w:lang w:val="en-US"/>
         </w:rPr>
-        <w:t xml:space="preserve"> </w:t>
-      </w:r>
-      <w:r>
-        <w:rPr>
-          <w:rFonts w:ascii="Times New Roman" w:hAnsi="Times New Roman" w:cs="Times New Roman"/>
-          <w:sz w:val="32"/>
-          <w:szCs w:val="32"/>
-          <w:lang w:val="en-US"/>
-        </w:rPr>
-        <w:t>97.</w:t>
-      </w:r>
-      <w:r>
-        <w:rPr>
-          <w:rFonts w:ascii="Times New Roman" w:hAnsi="Times New Roman" w:cs="Times New Roman"/>
-          <w:sz w:val="32"/>
-          <w:szCs w:val="32"/>
-          <w:lang w:val="en-US"/>
-        </w:rPr>
-        <w:t>4</w:t>
-      </w:r>
-      <w:r>
-        <w:rPr>
-          <w:rFonts w:ascii="Times New Roman" w:hAnsi="Times New Roman" w:cs="Times New Roman"/>
-          <w:sz w:val="32"/>
-          <w:szCs w:val="32"/>
-          <w:lang w:val="en-US"/>
-        </w:rPr>
-        <w:t>%</w:t>
-      </w:r>
-    </w:p>
-    <w:p>
-      <w:pPr>
-        <w:rPr>
-          <w:rFonts w:ascii="Times New Roman" w:hAnsi="Times New Roman" w:cs="Times New Roman"/>
-          <w:sz w:val="32"/>
-          <w:szCs w:val="32"/>
-          <w:lang w:val="en-US"/>
-        </w:rPr>
-      </w:pPr>
-      <w:r>
-        <w:rPr>
-          <w:rFonts w:ascii="Times New Roman" w:hAnsi="Times New Roman" w:cs="Times New Roman"/>
-          <w:sz w:val="32"/>
-          <w:szCs w:val="32"/>
-          <w:lang w:val="en-US"/>
-        </w:rPr>
-        <w:t>Precision: 96</w:t>
-      </w:r>
-      <w:r>
-        <w:rPr>
-          <w:rFonts w:ascii="Times New Roman" w:hAnsi="Times New Roman" w:cs="Times New Roman"/>
-          <w:sz w:val="32"/>
-          <w:szCs w:val="32"/>
-          <w:lang w:val="en-US"/>
-        </w:rPr>
-        <w:t>.</w:t>
-      </w:r>
-      <w:r>
-        <w:rPr>
-          <w:rFonts w:ascii="Times New Roman" w:hAnsi="Times New Roman" w:cs="Times New Roman"/>
-          <w:sz w:val="32"/>
-          <w:szCs w:val="32"/>
-          <w:lang w:val="en-US"/>
-        </w:rPr>
-        <w:t>62</w:t>
-      </w:r>
-      <w:r>
-        <w:rPr>
-          <w:rFonts w:ascii="Times New Roman" w:hAnsi="Times New Roman" w:cs="Times New Roman"/>
-          <w:sz w:val="32"/>
-          <w:szCs w:val="32"/>
-          <w:lang w:val="en-US"/>
-        </w:rPr>
-        <w:t>%</w:t>
-      </w:r>
-    </w:p>
-    <w:p>
-      <w:pPr>
-        <w:rPr>
-          <w:rFonts w:ascii="Times New Roman" w:hAnsi="Times New Roman" w:cs="Times New Roman"/>
-          <w:sz w:val="32"/>
-          <w:szCs w:val="32"/>
-          <w:lang w:val="en-US"/>
-        </w:rPr>
-      </w:pPr>
-      <w:r>
-        <w:rPr>
-          <w:rFonts w:ascii="Times New Roman" w:hAnsi="Times New Roman" w:cs="Times New Roman"/>
-          <w:sz w:val="32"/>
-          <w:szCs w:val="32"/>
-          <w:lang w:val="en-US"/>
-        </w:rPr>
-        <w:t xml:space="preserve">Recall </w:t>
-      </w:r>
+        <w:t xml:space="preserve"> 100%</w:t>
+      </w:r>
+    </w:p>
+    <w:p>
+      <w:pPr>
+        <w:pStyle w:val="ListParagraph"/>
+        <w:spacing w:line="360" w:lineRule="auto"/>
+        <w:rPr>
+          <w:rFonts w:ascii="Times New Roman" w:hAnsi="Times New Roman" w:cs="Times New Roman"/>
+          <w:sz w:val="32"/>
+          <w:szCs w:val="32"/>
+          <w:lang w:val="en-US"/>
+        </w:rPr>
+      </w:pPr>
       <w:proofErr w:type="gramStart"/>
       <w:r>
         <w:rPr>
@@ -1256,7 +2213,7 @@
           <w:szCs w:val="32"/>
           <w:lang w:val="en-US"/>
         </w:rPr>
-        <w:t xml:space="preserve">  :</w:t>
+        <w:t>Precision :</w:t>
       </w:r>
       <w:proofErr w:type="gramEnd"/>
       <w:r>
@@ -1266,52 +2223,45 @@
           <w:szCs w:val="32"/>
           <w:lang w:val="en-US"/>
         </w:rPr>
-        <w:t xml:space="preserve"> 91</w:t>
-      </w:r>
-      <w:r>
-        <w:rPr>
-          <w:rFonts w:ascii="Times New Roman" w:hAnsi="Times New Roman" w:cs="Times New Roman"/>
-          <w:sz w:val="32"/>
-          <w:szCs w:val="32"/>
-          <w:lang w:val="en-US"/>
-        </w:rPr>
-        <w:t>.</w:t>
-      </w:r>
-      <w:r>
-        <w:rPr>
-          <w:rFonts w:ascii="Times New Roman" w:hAnsi="Times New Roman" w:cs="Times New Roman"/>
-          <w:sz w:val="32"/>
-          <w:szCs w:val="32"/>
-          <w:lang w:val="en-US"/>
-        </w:rPr>
-        <w:t>67</w:t>
-      </w:r>
-      <w:r>
-        <w:rPr>
-          <w:rFonts w:ascii="Times New Roman" w:hAnsi="Times New Roman" w:cs="Times New Roman"/>
-          <w:sz w:val="32"/>
-          <w:szCs w:val="32"/>
-          <w:lang w:val="en-US"/>
-        </w:rPr>
-        <w:t>%</w:t>
-      </w:r>
-    </w:p>
-    <w:p>
-      <w:pPr>
-        <w:rPr>
-          <w:rFonts w:ascii="Times New Roman" w:hAnsi="Times New Roman" w:cs="Times New Roman"/>
-          <w:sz w:val="32"/>
-          <w:szCs w:val="32"/>
-          <w:lang w:val="en-US"/>
-        </w:rPr>
-      </w:pPr>
-      <w:r>
-        <w:rPr>
-          <w:rFonts w:ascii="Times New Roman" w:hAnsi="Times New Roman" w:cs="Times New Roman"/>
-          <w:sz w:val="32"/>
-          <w:szCs w:val="32"/>
-          <w:lang w:val="en-US"/>
-        </w:rPr>
+        <w:t xml:space="preserve"> 100%</w:t>
+      </w:r>
+      <w:r>
+        <w:rPr>
+          <w:rFonts w:ascii="Times New Roman" w:hAnsi="Times New Roman" w:cs="Times New Roman"/>
+          <w:sz w:val="32"/>
+          <w:szCs w:val="32"/>
+          <w:lang w:val="en-US"/>
+        </w:rPr>
+        <w:br/>
+      </w:r>
+      <w:proofErr w:type="gramStart"/>
+      <w:r>
+        <w:rPr>
+          <w:rFonts w:ascii="Times New Roman" w:hAnsi="Times New Roman" w:cs="Times New Roman"/>
+          <w:sz w:val="32"/>
+          <w:szCs w:val="32"/>
+          <w:lang w:val="en-US"/>
+        </w:rPr>
+        <w:t>Recall :</w:t>
+      </w:r>
+      <w:proofErr w:type="gramEnd"/>
+      <w:r>
+        <w:rPr>
+          <w:rFonts w:ascii="Times New Roman" w:hAnsi="Times New Roman" w:cs="Times New Roman"/>
+          <w:sz w:val="32"/>
+          <w:szCs w:val="32"/>
+          <w:lang w:val="en-US"/>
+        </w:rPr>
+        <w:t xml:space="preserve"> 100%</w:t>
+      </w:r>
+      <w:r>
+        <w:rPr>
+          <w:rFonts w:ascii="Times New Roman" w:hAnsi="Times New Roman" w:cs="Times New Roman"/>
+          <w:sz w:val="32"/>
+          <w:szCs w:val="32"/>
+          <w:lang w:val="en-US"/>
+        </w:rPr>
+        <w:br/>
         <w:t xml:space="preserve">F1 </w:t>
       </w:r>
       <w:proofErr w:type="gramStart"/>
@@ -1332,36 +2282,1711 @@
           <w:szCs w:val="32"/>
           <w:lang w:val="en-US"/>
         </w:rPr>
-        <w:t xml:space="preserve"> 94</w:t>
-      </w:r>
-      <w:r>
-        <w:rPr>
-          <w:rFonts w:ascii="Times New Roman" w:hAnsi="Times New Roman" w:cs="Times New Roman"/>
-          <w:sz w:val="32"/>
-          <w:szCs w:val="32"/>
-          <w:lang w:val="en-US"/>
-        </w:rPr>
-        <w:t>.</w:t>
-      </w:r>
-      <w:r>
-        <w:rPr>
-          <w:rFonts w:ascii="Times New Roman" w:hAnsi="Times New Roman" w:cs="Times New Roman"/>
-          <w:sz w:val="32"/>
-          <w:szCs w:val="32"/>
-          <w:lang w:val="en-US"/>
-        </w:rPr>
-        <w:t>08</w:t>
-      </w:r>
-      <w:r>
-        <w:rPr>
-          <w:rFonts w:ascii="Times New Roman" w:hAnsi="Times New Roman" w:cs="Times New Roman"/>
-          <w:sz w:val="32"/>
-          <w:szCs w:val="32"/>
-          <w:lang w:val="en-US"/>
-        </w:rPr>
-        <w:t>%</w:t>
-      </w:r>
-    </w:p>
+        <w:t xml:space="preserve"> 100%</w:t>
+      </w:r>
+    </w:p>
+    <w:p>
+      <w:pPr>
+        <w:rPr>
+          <w:rFonts w:ascii="Times New Roman" w:hAnsi="Times New Roman" w:cs="Times New Roman"/>
+          <w:sz w:val="32"/>
+          <w:szCs w:val="32"/>
+          <w:lang w:val="en-US"/>
+        </w:rPr>
+      </w:pPr>
+    </w:p>
+    <w:p>
+      <w:pPr>
+        <w:rPr>
+          <w:rFonts w:ascii="Times New Roman" w:hAnsi="Times New Roman" w:cs="Times New Roman"/>
+          <w:b/>
+          <w:bCs/>
+          <w:sz w:val="32"/>
+          <w:szCs w:val="32"/>
+          <w:lang w:val="en-US"/>
+        </w:rPr>
+      </w:pPr>
+      <w:r>
+        <w:rPr>
+          <w:rFonts w:ascii="Times New Roman" w:hAnsi="Times New Roman" w:cs="Times New Roman"/>
+          <w:b/>
+          <w:bCs/>
+          <w:sz w:val="32"/>
+          <w:szCs w:val="32"/>
+          <w:lang w:val="en-US"/>
+        </w:rPr>
+        <w:t>Baseline Random Forest</w:t>
+      </w:r>
+    </w:p>
+    <w:tbl>
+      <w:tblPr>
+        <w:tblW w:w="0" w:type="auto"/>
+        <w:tblCellSpacing w:w="15" w:type="dxa"/>
+        <w:tblBorders>
+          <w:top w:val="single" w:sz="4" w:space="0" w:color="auto"/>
+          <w:left w:val="single" w:sz="4" w:space="0" w:color="auto"/>
+          <w:bottom w:val="single" w:sz="4" w:space="0" w:color="auto"/>
+          <w:right w:val="single" w:sz="4" w:space="0" w:color="auto"/>
+          <w:insideH w:val="single" w:sz="4" w:space="0" w:color="auto"/>
+          <w:insideV w:val="single" w:sz="4" w:space="0" w:color="auto"/>
+        </w:tblBorders>
+        <w:tblCellMar>
+          <w:top w:w="15" w:type="dxa"/>
+          <w:left w:w="15" w:type="dxa"/>
+          <w:bottom w:w="15" w:type="dxa"/>
+          <w:right w:w="15" w:type="dxa"/>
+        </w:tblCellMar>
+        <w:tblLook w:val="04A0" w:firstRow="1" w:lastRow="0" w:firstColumn="1" w:lastColumn="0" w:noHBand="0" w:noVBand="1"/>
+      </w:tblPr>
+      <w:tblGrid>
+        <w:gridCol w:w="2060"/>
+        <w:gridCol w:w="1306"/>
+        <w:gridCol w:w="1271"/>
+        <w:gridCol w:w="1067"/>
+        <w:gridCol w:w="1082"/>
+      </w:tblGrid>
+      <w:tr>
+        <w:trPr>
+          <w:tblHeader/>
+          <w:tblCellSpacing w:w="15" w:type="dxa"/>
+        </w:trPr>
+        <w:tc>
+          <w:tcPr>
+            <w:tcW w:w="0" w:type="auto"/>
+            <w:vAlign w:val="center"/>
+            <w:hideMark/>
+          </w:tcPr>
+          <w:p>
+            <w:pPr>
+              <w:rPr>
+                <w:rFonts w:ascii="Times New Roman" w:hAnsi="Times New Roman" w:cs="Times New Roman"/>
+                <w:sz w:val="32"/>
+                <w:szCs w:val="32"/>
+              </w:rPr>
+            </w:pPr>
+            <w:r>
+              <w:rPr>
+                <w:rFonts w:ascii="Times New Roman" w:hAnsi="Times New Roman" w:cs="Times New Roman"/>
+                <w:sz w:val="32"/>
+                <w:szCs w:val="32"/>
+              </w:rPr>
+              <w:t>Model</w:t>
+            </w:r>
+          </w:p>
+        </w:tc>
+        <w:tc>
+          <w:tcPr>
+            <w:tcW w:w="0" w:type="auto"/>
+            <w:vAlign w:val="center"/>
+            <w:hideMark/>
+          </w:tcPr>
+          <w:p>
+            <w:pPr>
+              <w:rPr>
+                <w:rFonts w:ascii="Times New Roman" w:hAnsi="Times New Roman" w:cs="Times New Roman"/>
+                <w:sz w:val="32"/>
+                <w:szCs w:val="32"/>
+              </w:rPr>
+            </w:pPr>
+            <w:r>
+              <w:rPr>
+                <w:rFonts w:ascii="Times New Roman" w:hAnsi="Times New Roman" w:cs="Times New Roman"/>
+                <w:sz w:val="32"/>
+                <w:szCs w:val="32"/>
+              </w:rPr>
+              <w:t>Accuracy</w:t>
+            </w:r>
+          </w:p>
+        </w:tc>
+        <w:tc>
+          <w:tcPr>
+            <w:tcW w:w="0" w:type="auto"/>
+            <w:vAlign w:val="center"/>
+            <w:hideMark/>
+          </w:tcPr>
+          <w:p>
+            <w:pPr>
+              <w:rPr>
+                <w:rFonts w:ascii="Times New Roman" w:hAnsi="Times New Roman" w:cs="Times New Roman"/>
+                <w:sz w:val="32"/>
+                <w:szCs w:val="32"/>
+              </w:rPr>
+            </w:pPr>
+            <w:r>
+              <w:rPr>
+                <w:rFonts w:ascii="Times New Roman" w:hAnsi="Times New Roman" w:cs="Times New Roman"/>
+                <w:sz w:val="32"/>
+                <w:szCs w:val="32"/>
+              </w:rPr>
+              <w:t>Precision</w:t>
+            </w:r>
+          </w:p>
+        </w:tc>
+        <w:tc>
+          <w:tcPr>
+            <w:tcW w:w="0" w:type="auto"/>
+            <w:vAlign w:val="center"/>
+            <w:hideMark/>
+          </w:tcPr>
+          <w:p>
+            <w:pPr>
+              <w:rPr>
+                <w:rFonts w:ascii="Times New Roman" w:hAnsi="Times New Roman" w:cs="Times New Roman"/>
+                <w:sz w:val="32"/>
+                <w:szCs w:val="32"/>
+              </w:rPr>
+            </w:pPr>
+            <w:r>
+              <w:rPr>
+                <w:rFonts w:ascii="Times New Roman" w:hAnsi="Times New Roman" w:cs="Times New Roman"/>
+                <w:sz w:val="32"/>
+                <w:szCs w:val="32"/>
+              </w:rPr>
+              <w:t>Recall</w:t>
+            </w:r>
+          </w:p>
+        </w:tc>
+        <w:tc>
+          <w:tcPr>
+            <w:tcW w:w="0" w:type="auto"/>
+            <w:vAlign w:val="center"/>
+            <w:hideMark/>
+          </w:tcPr>
+          <w:p>
+            <w:pPr>
+              <w:rPr>
+                <w:rFonts w:ascii="Times New Roman" w:hAnsi="Times New Roman" w:cs="Times New Roman"/>
+                <w:sz w:val="32"/>
+                <w:szCs w:val="32"/>
+              </w:rPr>
+            </w:pPr>
+            <w:r>
+              <w:rPr>
+                <w:rFonts w:ascii="Times New Roman" w:hAnsi="Times New Roman" w:cs="Times New Roman"/>
+                <w:sz w:val="32"/>
+                <w:szCs w:val="32"/>
+              </w:rPr>
+              <w:t>F1</w:t>
+            </w:r>
+          </w:p>
+        </w:tc>
+      </w:tr>
+      <w:tr>
+        <w:trPr>
+          <w:tblCellSpacing w:w="15" w:type="dxa"/>
+        </w:trPr>
+        <w:tc>
+          <w:tcPr>
+            <w:tcW w:w="0" w:type="auto"/>
+            <w:vAlign w:val="center"/>
+            <w:hideMark/>
+          </w:tcPr>
+          <w:p>
+            <w:pPr>
+              <w:rPr>
+                <w:rFonts w:ascii="Times New Roman" w:hAnsi="Times New Roman" w:cs="Times New Roman"/>
+                <w:sz w:val="32"/>
+                <w:szCs w:val="32"/>
+              </w:rPr>
+            </w:pPr>
+            <w:r>
+              <w:rPr>
+                <w:rFonts w:ascii="Times New Roman" w:hAnsi="Times New Roman" w:cs="Times New Roman"/>
+                <w:sz w:val="32"/>
+                <w:szCs w:val="32"/>
+              </w:rPr>
+              <w:t>Random Forest</w:t>
+            </w:r>
+          </w:p>
+        </w:tc>
+        <w:tc>
+          <w:tcPr>
+            <w:tcW w:w="0" w:type="auto"/>
+            <w:vAlign w:val="center"/>
+            <w:hideMark/>
+          </w:tcPr>
+          <w:p>
+            <w:pPr>
+              <w:rPr>
+                <w:rFonts w:ascii="Times New Roman" w:hAnsi="Times New Roman" w:cs="Times New Roman"/>
+                <w:sz w:val="32"/>
+                <w:szCs w:val="32"/>
+              </w:rPr>
+            </w:pPr>
+            <w:r>
+              <w:rPr>
+                <w:rFonts w:ascii="Times New Roman" w:hAnsi="Times New Roman" w:cs="Times New Roman"/>
+                <w:sz w:val="32"/>
+                <w:szCs w:val="32"/>
+              </w:rPr>
+              <w:t>99.78%</w:t>
+            </w:r>
+          </w:p>
+        </w:tc>
+        <w:tc>
+          <w:tcPr>
+            <w:tcW w:w="0" w:type="auto"/>
+            <w:vAlign w:val="center"/>
+            <w:hideMark/>
+          </w:tcPr>
+          <w:p>
+            <w:pPr>
+              <w:rPr>
+                <w:rFonts w:ascii="Times New Roman" w:hAnsi="Times New Roman" w:cs="Times New Roman"/>
+                <w:sz w:val="32"/>
+                <w:szCs w:val="32"/>
+              </w:rPr>
+            </w:pPr>
+            <w:r>
+              <w:rPr>
+                <w:rFonts w:ascii="Times New Roman" w:hAnsi="Times New Roman" w:cs="Times New Roman"/>
+                <w:sz w:val="32"/>
+                <w:szCs w:val="32"/>
+              </w:rPr>
+              <w:t>100.00%</w:t>
+            </w:r>
+          </w:p>
+        </w:tc>
+        <w:tc>
+          <w:tcPr>
+            <w:tcW w:w="0" w:type="auto"/>
+            <w:vAlign w:val="center"/>
+            <w:hideMark/>
+          </w:tcPr>
+          <w:p>
+            <w:pPr>
+              <w:rPr>
+                <w:rFonts w:ascii="Times New Roman" w:hAnsi="Times New Roman" w:cs="Times New Roman"/>
+                <w:sz w:val="32"/>
+                <w:szCs w:val="32"/>
+              </w:rPr>
+            </w:pPr>
+            <w:r>
+              <w:rPr>
+                <w:rFonts w:ascii="Times New Roman" w:hAnsi="Times New Roman" w:cs="Times New Roman"/>
+                <w:sz w:val="32"/>
+                <w:szCs w:val="32"/>
+              </w:rPr>
+              <w:t>99.56%</w:t>
+            </w:r>
+          </w:p>
+        </w:tc>
+        <w:tc>
+          <w:tcPr>
+            <w:tcW w:w="0" w:type="auto"/>
+            <w:vAlign w:val="center"/>
+            <w:hideMark/>
+          </w:tcPr>
+          <w:p>
+            <w:pPr>
+              <w:rPr>
+                <w:rFonts w:ascii="Times New Roman" w:hAnsi="Times New Roman" w:cs="Times New Roman"/>
+                <w:sz w:val="32"/>
+                <w:szCs w:val="32"/>
+              </w:rPr>
+            </w:pPr>
+            <w:r>
+              <w:rPr>
+                <w:rFonts w:ascii="Times New Roman" w:hAnsi="Times New Roman" w:cs="Times New Roman"/>
+                <w:sz w:val="32"/>
+                <w:szCs w:val="32"/>
+              </w:rPr>
+              <w:t>99.78%</w:t>
+            </w:r>
+          </w:p>
+        </w:tc>
+      </w:tr>
+    </w:tbl>
+    <w:p>
+      <w:pPr>
+        <w:rPr>
+          <w:rFonts w:ascii="Times New Roman" w:hAnsi="Times New Roman" w:cs="Times New Roman"/>
+          <w:sz w:val="32"/>
+          <w:szCs w:val="32"/>
+          <w:lang w:val="en-US"/>
+        </w:rPr>
+      </w:pPr>
+    </w:p>
+    <w:tbl>
+      <w:tblPr>
+        <w:tblStyle w:val="TableGrid"/>
+        <w:tblW w:w="0" w:type="auto"/>
+        <w:tblLook w:val="04A0" w:firstRow="1" w:lastRow="0" w:firstColumn="1" w:lastColumn="0" w:noHBand="0" w:noVBand="1"/>
+      </w:tblPr>
+      <w:tblGrid>
+        <w:gridCol w:w="554"/>
+        <w:gridCol w:w="1896"/>
+        <w:gridCol w:w="1590"/>
+        <w:gridCol w:w="3203"/>
+        <w:gridCol w:w="1773"/>
+      </w:tblGrid>
+      <w:tr>
+        <w:tc>
+          <w:tcPr>
+            <w:tcW w:w="988" w:type="dxa"/>
+          </w:tcPr>
+          <w:p>
+            <w:pPr>
+              <w:rPr>
+                <w:rFonts w:ascii="Times New Roman" w:hAnsi="Times New Roman" w:cs="Times New Roman"/>
+                <w:sz w:val="32"/>
+                <w:szCs w:val="32"/>
+                <w:lang w:val="en-US"/>
+              </w:rPr>
+            </w:pPr>
+            <w:bookmarkStart w:id="0" w:name="_Hlk242341891"/>
+            <w:r>
+              <w:rPr>
+                <w:rFonts w:ascii="Times New Roman" w:hAnsi="Times New Roman" w:cs="Times New Roman"/>
+                <w:sz w:val="32"/>
+                <w:szCs w:val="32"/>
+                <w:lang w:val="en-US"/>
+              </w:rPr>
+              <w:t>Sl. No</w:t>
+            </w:r>
+          </w:p>
+        </w:tc>
+        <w:tc>
+          <w:tcPr>
+            <w:tcW w:w="1462" w:type="dxa"/>
+          </w:tcPr>
+          <w:p>
+            <w:pPr>
+              <w:rPr>
+                <w:rFonts w:ascii="Times New Roman" w:hAnsi="Times New Roman" w:cs="Times New Roman"/>
+                <w:sz w:val="32"/>
+                <w:szCs w:val="32"/>
+                <w:lang w:val="en-US"/>
+              </w:rPr>
+            </w:pPr>
+            <w:r>
+              <w:rPr>
+                <w:rFonts w:ascii="Times New Roman" w:hAnsi="Times New Roman" w:cs="Times New Roman"/>
+                <w:sz w:val="32"/>
+                <w:szCs w:val="32"/>
+                <w:lang w:val="en-US"/>
+              </w:rPr>
+              <w:t>Field Name</w:t>
+            </w:r>
+          </w:p>
+        </w:tc>
+        <w:tc>
+          <w:tcPr>
+            <w:tcW w:w="1590" w:type="dxa"/>
+          </w:tcPr>
+          <w:p>
+            <w:pPr>
+              <w:rPr>
+                <w:rFonts w:ascii="Times New Roman" w:hAnsi="Times New Roman" w:cs="Times New Roman"/>
+                <w:sz w:val="32"/>
+                <w:szCs w:val="32"/>
+                <w:lang w:val="en-US"/>
+              </w:rPr>
+            </w:pPr>
+            <w:r>
+              <w:rPr>
+                <w:rFonts w:ascii="Times New Roman" w:hAnsi="Times New Roman" w:cs="Times New Roman"/>
+                <w:sz w:val="32"/>
+                <w:szCs w:val="32"/>
+                <w:lang w:val="en-US"/>
+              </w:rPr>
+              <w:t>Data Type (Size)</w:t>
+            </w:r>
+          </w:p>
+        </w:tc>
+        <w:tc>
+          <w:tcPr>
+            <w:tcW w:w="3203" w:type="dxa"/>
+          </w:tcPr>
+          <w:p>
+            <w:pPr>
+              <w:rPr>
+                <w:rFonts w:ascii="Times New Roman" w:hAnsi="Times New Roman" w:cs="Times New Roman"/>
+                <w:sz w:val="32"/>
+                <w:szCs w:val="32"/>
+                <w:lang w:val="en-US"/>
+              </w:rPr>
+            </w:pPr>
+            <w:r>
+              <w:rPr>
+                <w:rFonts w:ascii="Times New Roman" w:hAnsi="Times New Roman" w:cs="Times New Roman"/>
+                <w:sz w:val="32"/>
+                <w:szCs w:val="32"/>
+                <w:lang w:val="en-US"/>
+              </w:rPr>
+              <w:t>Key Constraints</w:t>
+            </w:r>
+          </w:p>
+        </w:tc>
+        <w:tc>
+          <w:tcPr>
+            <w:tcW w:w="1773" w:type="dxa"/>
+          </w:tcPr>
+          <w:p>
+            <w:pPr>
+              <w:rPr>
+                <w:rFonts w:ascii="Times New Roman" w:hAnsi="Times New Roman" w:cs="Times New Roman"/>
+                <w:sz w:val="32"/>
+                <w:szCs w:val="32"/>
+                <w:lang w:val="en-US"/>
+              </w:rPr>
+            </w:pPr>
+            <w:r>
+              <w:rPr>
+                <w:rFonts w:ascii="Times New Roman" w:hAnsi="Times New Roman" w:cs="Times New Roman"/>
+                <w:sz w:val="32"/>
+                <w:szCs w:val="32"/>
+                <w:lang w:val="en-US"/>
+              </w:rPr>
+              <w:t>Description Of the Field</w:t>
+            </w:r>
+          </w:p>
+        </w:tc>
+      </w:tr>
+      <w:tr>
+        <w:tc>
+          <w:tcPr>
+            <w:tcW w:w="988" w:type="dxa"/>
+          </w:tcPr>
+          <w:p>
+            <w:pPr>
+              <w:rPr>
+                <w:rFonts w:ascii="Times New Roman" w:hAnsi="Times New Roman" w:cs="Times New Roman"/>
+                <w:sz w:val="32"/>
+                <w:szCs w:val="32"/>
+                <w:lang w:val="en-US"/>
+              </w:rPr>
+            </w:pPr>
+            <w:r>
+              <w:rPr>
+                <w:rFonts w:ascii="Times New Roman" w:hAnsi="Times New Roman" w:cs="Times New Roman"/>
+                <w:sz w:val="32"/>
+                <w:szCs w:val="32"/>
+                <w:lang w:val="en-US"/>
+              </w:rPr>
+              <w:t>1</w:t>
+            </w:r>
+          </w:p>
+        </w:tc>
+        <w:tc>
+          <w:tcPr>
+            <w:tcW w:w="1462" w:type="dxa"/>
+          </w:tcPr>
+          <w:p>
+            <w:pPr>
+              <w:rPr>
+                <w:rFonts w:ascii="Times New Roman" w:hAnsi="Times New Roman" w:cs="Times New Roman"/>
+                <w:sz w:val="32"/>
+                <w:szCs w:val="32"/>
+                <w:lang w:val="en-US"/>
+              </w:rPr>
+            </w:pPr>
+            <w:r>
+              <w:rPr>
+                <w:rFonts w:ascii="Times New Roman" w:hAnsi="Times New Roman" w:cs="Times New Roman"/>
+                <w:sz w:val="32"/>
+                <w:szCs w:val="32"/>
+                <w:lang w:val="en-US"/>
+              </w:rPr>
+              <w:t>id</w:t>
+            </w:r>
+          </w:p>
+        </w:tc>
+        <w:tc>
+          <w:tcPr>
+            <w:tcW w:w="1590" w:type="dxa"/>
+          </w:tcPr>
+          <w:p>
+            <w:pPr>
+              <w:rPr>
+                <w:rFonts w:ascii="Times New Roman" w:hAnsi="Times New Roman" w:cs="Times New Roman"/>
+                <w:sz w:val="32"/>
+                <w:szCs w:val="32"/>
+                <w:lang w:val="en-US"/>
+              </w:rPr>
+            </w:pPr>
+            <w:r>
+              <w:rPr>
+                <w:rFonts w:ascii="Times New Roman" w:hAnsi="Times New Roman" w:cs="Times New Roman"/>
+                <w:sz w:val="32"/>
+                <w:szCs w:val="32"/>
+                <w:lang w:val="en-US"/>
+              </w:rPr>
+              <w:t>INT (11)</w:t>
+            </w:r>
+          </w:p>
+        </w:tc>
+        <w:tc>
+          <w:tcPr>
+            <w:tcW w:w="3203" w:type="dxa"/>
+          </w:tcPr>
+          <w:p>
+            <w:pPr>
+              <w:rPr>
+                <w:rFonts w:ascii="Times New Roman" w:hAnsi="Times New Roman" w:cs="Times New Roman"/>
+                <w:sz w:val="32"/>
+                <w:szCs w:val="32"/>
+                <w:lang w:val="en-US"/>
+              </w:rPr>
+            </w:pPr>
+            <w:r>
+              <w:rPr>
+                <w:rFonts w:ascii="Times New Roman" w:hAnsi="Times New Roman" w:cs="Times New Roman"/>
+                <w:sz w:val="32"/>
+                <w:szCs w:val="32"/>
+                <w:lang w:val="en-US"/>
+              </w:rPr>
+              <w:t>PRIMARY KEY, AUTO_INCREMENT</w:t>
+            </w:r>
+          </w:p>
+        </w:tc>
+        <w:tc>
+          <w:tcPr>
+            <w:tcW w:w="1773" w:type="dxa"/>
+          </w:tcPr>
+          <w:p>
+            <w:pPr>
+              <w:rPr>
+                <w:rFonts w:ascii="Times New Roman" w:hAnsi="Times New Roman" w:cs="Times New Roman"/>
+                <w:sz w:val="32"/>
+                <w:szCs w:val="32"/>
+                <w:lang w:val="en-US"/>
+              </w:rPr>
+            </w:pPr>
+            <w:r>
+              <w:rPr>
+                <w:rFonts w:ascii="Times New Roman" w:hAnsi="Times New Roman" w:cs="Times New Roman"/>
+                <w:sz w:val="32"/>
+                <w:szCs w:val="32"/>
+                <w:lang w:val="en-US"/>
+              </w:rPr>
+              <w:t>Unique identifier for each user</w:t>
+            </w:r>
+          </w:p>
+        </w:tc>
+      </w:tr>
+      <w:tr>
+        <w:tc>
+          <w:tcPr>
+            <w:tcW w:w="988" w:type="dxa"/>
+          </w:tcPr>
+          <w:p>
+            <w:pPr>
+              <w:rPr>
+                <w:rFonts w:ascii="Times New Roman" w:hAnsi="Times New Roman" w:cs="Times New Roman"/>
+                <w:sz w:val="32"/>
+                <w:szCs w:val="32"/>
+                <w:lang w:val="en-US"/>
+              </w:rPr>
+            </w:pPr>
+            <w:r>
+              <w:rPr>
+                <w:rFonts w:ascii="Times New Roman" w:hAnsi="Times New Roman" w:cs="Times New Roman"/>
+                <w:sz w:val="32"/>
+                <w:szCs w:val="32"/>
+                <w:lang w:val="en-US"/>
+              </w:rPr>
+              <w:t>2</w:t>
+            </w:r>
+          </w:p>
+        </w:tc>
+        <w:tc>
+          <w:tcPr>
+            <w:tcW w:w="1462" w:type="dxa"/>
+          </w:tcPr>
+          <w:p>
+            <w:pPr>
+              <w:rPr>
+                <w:rFonts w:ascii="Times New Roman" w:hAnsi="Times New Roman" w:cs="Times New Roman"/>
+                <w:sz w:val="32"/>
+                <w:szCs w:val="32"/>
+                <w:lang w:val="en-US"/>
+              </w:rPr>
+            </w:pPr>
+            <w:r>
+              <w:rPr>
+                <w:rFonts w:ascii="Times New Roman" w:hAnsi="Times New Roman" w:cs="Times New Roman"/>
+                <w:sz w:val="32"/>
+                <w:szCs w:val="32"/>
+                <w:lang w:val="en-US"/>
+              </w:rPr>
+              <w:t>name</w:t>
+            </w:r>
+          </w:p>
+        </w:tc>
+        <w:tc>
+          <w:tcPr>
+            <w:tcW w:w="1590" w:type="dxa"/>
+          </w:tcPr>
+          <w:p>
+            <w:pPr>
+              <w:rPr>
+                <w:rFonts w:ascii="Times New Roman" w:hAnsi="Times New Roman" w:cs="Times New Roman"/>
+                <w:sz w:val="32"/>
+                <w:szCs w:val="32"/>
+                <w:lang w:val="en-US"/>
+              </w:rPr>
+            </w:pPr>
+            <w:r>
+              <w:rPr>
+                <w:rFonts w:ascii="Times New Roman" w:hAnsi="Times New Roman" w:cs="Times New Roman"/>
+                <w:sz w:val="32"/>
+                <w:szCs w:val="32"/>
+                <w:lang w:val="en-US"/>
+              </w:rPr>
+              <w:t>VARCHAR (100)</w:t>
+            </w:r>
+          </w:p>
+        </w:tc>
+        <w:tc>
+          <w:tcPr>
+            <w:tcW w:w="3203" w:type="dxa"/>
+          </w:tcPr>
+          <w:p>
+            <w:pPr>
+              <w:rPr>
+                <w:rFonts w:ascii="Times New Roman" w:hAnsi="Times New Roman" w:cs="Times New Roman"/>
+                <w:sz w:val="32"/>
+                <w:szCs w:val="32"/>
+                <w:lang w:val="en-US"/>
+              </w:rPr>
+            </w:pPr>
+            <w:r>
+              <w:rPr>
+                <w:rFonts w:ascii="Times New Roman" w:hAnsi="Times New Roman" w:cs="Times New Roman"/>
+                <w:sz w:val="32"/>
+                <w:szCs w:val="32"/>
+                <w:lang w:val="en-US"/>
+              </w:rPr>
+              <w:t>NOT NULL</w:t>
+            </w:r>
+          </w:p>
+        </w:tc>
+        <w:tc>
+          <w:tcPr>
+            <w:tcW w:w="1773" w:type="dxa"/>
+          </w:tcPr>
+          <w:p>
+            <w:pPr>
+              <w:rPr>
+                <w:rFonts w:ascii="Times New Roman" w:hAnsi="Times New Roman" w:cs="Times New Roman"/>
+                <w:sz w:val="32"/>
+                <w:szCs w:val="32"/>
+                <w:lang w:val="en-US"/>
+              </w:rPr>
+            </w:pPr>
+            <w:r>
+              <w:rPr>
+                <w:rFonts w:ascii="Times New Roman" w:hAnsi="Times New Roman" w:cs="Times New Roman"/>
+                <w:sz w:val="32"/>
+                <w:szCs w:val="32"/>
+                <w:lang w:val="en-US"/>
+              </w:rPr>
+              <w:t>Full name of the user</w:t>
+            </w:r>
+          </w:p>
+        </w:tc>
+      </w:tr>
+      <w:tr>
+        <w:tc>
+          <w:tcPr>
+            <w:tcW w:w="988" w:type="dxa"/>
+          </w:tcPr>
+          <w:p>
+            <w:pPr>
+              <w:rPr>
+                <w:rFonts w:ascii="Times New Roman" w:hAnsi="Times New Roman" w:cs="Times New Roman"/>
+                <w:sz w:val="32"/>
+                <w:szCs w:val="32"/>
+                <w:lang w:val="en-US"/>
+              </w:rPr>
+            </w:pPr>
+            <w:r>
+              <w:rPr>
+                <w:rFonts w:ascii="Times New Roman" w:hAnsi="Times New Roman" w:cs="Times New Roman"/>
+                <w:sz w:val="32"/>
+                <w:szCs w:val="32"/>
+                <w:lang w:val="en-US"/>
+              </w:rPr>
+              <w:t>3</w:t>
+            </w:r>
+          </w:p>
+        </w:tc>
+        <w:tc>
+          <w:tcPr>
+            <w:tcW w:w="1462" w:type="dxa"/>
+          </w:tcPr>
+          <w:p>
+            <w:pPr>
+              <w:rPr>
+                <w:rFonts w:ascii="Times New Roman" w:hAnsi="Times New Roman" w:cs="Times New Roman"/>
+                <w:sz w:val="32"/>
+                <w:szCs w:val="32"/>
+                <w:lang w:val="en-US"/>
+              </w:rPr>
+            </w:pPr>
+            <w:r>
+              <w:rPr>
+                <w:rFonts w:ascii="Times New Roman" w:hAnsi="Times New Roman" w:cs="Times New Roman"/>
+                <w:sz w:val="32"/>
+                <w:szCs w:val="32"/>
+                <w:lang w:val="en-US"/>
+              </w:rPr>
+              <w:t>email</w:t>
+            </w:r>
+          </w:p>
+        </w:tc>
+        <w:tc>
+          <w:tcPr>
+            <w:tcW w:w="1590" w:type="dxa"/>
+          </w:tcPr>
+          <w:p>
+            <w:pPr>
+              <w:rPr>
+                <w:rFonts w:ascii="Times New Roman" w:hAnsi="Times New Roman" w:cs="Times New Roman"/>
+                <w:sz w:val="32"/>
+                <w:szCs w:val="32"/>
+                <w:lang w:val="en-US"/>
+              </w:rPr>
+            </w:pPr>
+            <w:r>
+              <w:rPr>
+                <w:rFonts w:ascii="Times New Roman" w:hAnsi="Times New Roman" w:cs="Times New Roman"/>
+                <w:sz w:val="32"/>
+                <w:szCs w:val="32"/>
+                <w:lang w:val="en-US"/>
+              </w:rPr>
+              <w:t>VARCHAR (120)</w:t>
+            </w:r>
+          </w:p>
+        </w:tc>
+        <w:tc>
+          <w:tcPr>
+            <w:tcW w:w="3203" w:type="dxa"/>
+          </w:tcPr>
+          <w:p>
+            <w:pPr>
+              <w:rPr>
+                <w:rFonts w:ascii="Times New Roman" w:hAnsi="Times New Roman" w:cs="Times New Roman"/>
+                <w:sz w:val="32"/>
+                <w:szCs w:val="32"/>
+                <w:lang w:val="en-US"/>
+              </w:rPr>
+            </w:pPr>
+            <w:r>
+              <w:rPr>
+                <w:rFonts w:ascii="Times New Roman" w:hAnsi="Times New Roman" w:cs="Times New Roman"/>
+                <w:sz w:val="32"/>
+                <w:szCs w:val="32"/>
+                <w:lang w:val="en-US"/>
+              </w:rPr>
+              <w:t>UNIQUE, NOT NULL</w:t>
+            </w:r>
+          </w:p>
+        </w:tc>
+        <w:tc>
+          <w:tcPr>
+            <w:tcW w:w="1773" w:type="dxa"/>
+          </w:tcPr>
+          <w:p>
+            <w:pPr>
+              <w:rPr>
+                <w:rFonts w:ascii="Times New Roman" w:hAnsi="Times New Roman" w:cs="Times New Roman"/>
+                <w:sz w:val="32"/>
+                <w:szCs w:val="32"/>
+                <w:lang w:val="en-US"/>
+              </w:rPr>
+            </w:pPr>
+            <w:r>
+              <w:rPr>
+                <w:rFonts w:ascii="Times New Roman" w:hAnsi="Times New Roman" w:cs="Times New Roman"/>
+                <w:sz w:val="32"/>
+                <w:szCs w:val="32"/>
+                <w:lang w:val="en-US"/>
+              </w:rPr>
+              <w:t>User's email address used for authentication</w:t>
+            </w:r>
+          </w:p>
+        </w:tc>
+      </w:tr>
+      <w:tr>
+        <w:tc>
+          <w:tcPr>
+            <w:tcW w:w="988" w:type="dxa"/>
+          </w:tcPr>
+          <w:p>
+            <w:pPr>
+              <w:rPr>
+                <w:rFonts w:ascii="Times New Roman" w:hAnsi="Times New Roman" w:cs="Times New Roman"/>
+                <w:sz w:val="32"/>
+                <w:szCs w:val="32"/>
+                <w:lang w:val="en-US"/>
+              </w:rPr>
+            </w:pPr>
+            <w:r>
+              <w:rPr>
+                <w:rFonts w:ascii="Times New Roman" w:hAnsi="Times New Roman" w:cs="Times New Roman"/>
+                <w:sz w:val="32"/>
+                <w:szCs w:val="32"/>
+                <w:lang w:val="en-US"/>
+              </w:rPr>
+              <w:lastRenderedPageBreak/>
+              <w:t>4</w:t>
+            </w:r>
+          </w:p>
+        </w:tc>
+        <w:tc>
+          <w:tcPr>
+            <w:tcW w:w="1462" w:type="dxa"/>
+          </w:tcPr>
+          <w:p>
+            <w:pPr>
+              <w:rPr>
+                <w:rFonts w:ascii="Times New Roman" w:hAnsi="Times New Roman" w:cs="Times New Roman"/>
+                <w:sz w:val="32"/>
+                <w:szCs w:val="32"/>
+                <w:lang w:val="en-US"/>
+              </w:rPr>
+            </w:pPr>
+            <w:proofErr w:type="spellStart"/>
+            <w:r>
+              <w:rPr>
+                <w:rFonts w:ascii="Times New Roman" w:hAnsi="Times New Roman" w:cs="Times New Roman"/>
+                <w:sz w:val="32"/>
+                <w:szCs w:val="32"/>
+                <w:lang w:val="en-US"/>
+              </w:rPr>
+              <w:t>password_hash</w:t>
+            </w:r>
+            <w:proofErr w:type="spellEnd"/>
+          </w:p>
+        </w:tc>
+        <w:tc>
+          <w:tcPr>
+            <w:tcW w:w="1590" w:type="dxa"/>
+          </w:tcPr>
+          <w:p>
+            <w:pPr>
+              <w:rPr>
+                <w:rFonts w:ascii="Times New Roman" w:hAnsi="Times New Roman" w:cs="Times New Roman"/>
+                <w:sz w:val="32"/>
+                <w:szCs w:val="32"/>
+                <w:lang w:val="en-US"/>
+              </w:rPr>
+            </w:pPr>
+            <w:r>
+              <w:rPr>
+                <w:rFonts w:ascii="Times New Roman" w:hAnsi="Times New Roman" w:cs="Times New Roman"/>
+                <w:sz w:val="32"/>
+                <w:szCs w:val="32"/>
+                <w:lang w:val="en-US"/>
+              </w:rPr>
+              <w:t>VARCHAR (255)</w:t>
+            </w:r>
+          </w:p>
+        </w:tc>
+        <w:tc>
+          <w:tcPr>
+            <w:tcW w:w="3203" w:type="dxa"/>
+          </w:tcPr>
+          <w:p>
+            <w:pPr>
+              <w:rPr>
+                <w:rFonts w:ascii="Times New Roman" w:hAnsi="Times New Roman" w:cs="Times New Roman"/>
+                <w:sz w:val="32"/>
+                <w:szCs w:val="32"/>
+                <w:lang w:val="en-US"/>
+              </w:rPr>
+            </w:pPr>
+            <w:r>
+              <w:rPr>
+                <w:rFonts w:ascii="Times New Roman" w:hAnsi="Times New Roman" w:cs="Times New Roman"/>
+                <w:sz w:val="32"/>
+                <w:szCs w:val="32"/>
+                <w:lang w:val="en-US"/>
+              </w:rPr>
+              <w:t>NULLABLE</w:t>
+            </w:r>
+          </w:p>
+        </w:tc>
+        <w:tc>
+          <w:tcPr>
+            <w:tcW w:w="1773" w:type="dxa"/>
+          </w:tcPr>
+          <w:p>
+            <w:pPr>
+              <w:rPr>
+                <w:rFonts w:ascii="Times New Roman" w:hAnsi="Times New Roman" w:cs="Times New Roman"/>
+                <w:sz w:val="32"/>
+                <w:szCs w:val="32"/>
+                <w:lang w:val="en-US"/>
+              </w:rPr>
+            </w:pPr>
+            <w:proofErr w:type="spellStart"/>
+            <w:r>
+              <w:rPr>
+                <w:rFonts w:ascii="Times New Roman" w:hAnsi="Times New Roman" w:cs="Times New Roman"/>
+                <w:sz w:val="32"/>
+                <w:szCs w:val="32"/>
+                <w:lang w:val="en-US"/>
+              </w:rPr>
+              <w:t>Bcrypt</w:t>
+            </w:r>
+            <w:proofErr w:type="spellEnd"/>
+            <w:r>
+              <w:rPr>
+                <w:rFonts w:ascii="Times New Roman" w:hAnsi="Times New Roman" w:cs="Times New Roman"/>
+                <w:sz w:val="32"/>
+                <w:szCs w:val="32"/>
+                <w:lang w:val="en-US"/>
+              </w:rPr>
+              <w:t xml:space="preserve"> hashed password string</w:t>
+            </w:r>
+          </w:p>
+        </w:tc>
+      </w:tr>
+      <w:tr>
+        <w:tc>
+          <w:tcPr>
+            <w:tcW w:w="988" w:type="dxa"/>
+          </w:tcPr>
+          <w:p>
+            <w:pPr>
+              <w:rPr>
+                <w:rFonts w:ascii="Times New Roman" w:hAnsi="Times New Roman" w:cs="Times New Roman"/>
+                <w:sz w:val="32"/>
+                <w:szCs w:val="32"/>
+                <w:lang w:val="en-US"/>
+              </w:rPr>
+            </w:pPr>
+            <w:r>
+              <w:rPr>
+                <w:rFonts w:ascii="Times New Roman" w:hAnsi="Times New Roman" w:cs="Times New Roman"/>
+                <w:sz w:val="32"/>
+                <w:szCs w:val="32"/>
+                <w:lang w:val="en-US"/>
+              </w:rPr>
+              <w:t>5</w:t>
+            </w:r>
+          </w:p>
+        </w:tc>
+        <w:tc>
+          <w:tcPr>
+            <w:tcW w:w="1462" w:type="dxa"/>
+          </w:tcPr>
+          <w:p>
+            <w:pPr>
+              <w:rPr>
+                <w:rFonts w:ascii="Times New Roman" w:hAnsi="Times New Roman" w:cs="Times New Roman"/>
+                <w:sz w:val="32"/>
+                <w:szCs w:val="32"/>
+                <w:lang w:val="en-US"/>
+              </w:rPr>
+            </w:pPr>
+            <w:proofErr w:type="spellStart"/>
+            <w:r>
+              <w:rPr>
+                <w:rFonts w:ascii="Times New Roman" w:hAnsi="Times New Roman" w:cs="Times New Roman"/>
+                <w:sz w:val="32"/>
+                <w:szCs w:val="32"/>
+                <w:lang w:val="en-US"/>
+              </w:rPr>
+              <w:t>google_id</w:t>
+            </w:r>
+            <w:proofErr w:type="spellEnd"/>
+          </w:p>
+        </w:tc>
+        <w:tc>
+          <w:tcPr>
+            <w:tcW w:w="1590" w:type="dxa"/>
+          </w:tcPr>
+          <w:p>
+            <w:pPr>
+              <w:rPr>
+                <w:rFonts w:ascii="Times New Roman" w:hAnsi="Times New Roman" w:cs="Times New Roman"/>
+                <w:sz w:val="32"/>
+                <w:szCs w:val="32"/>
+                <w:lang w:val="en-US"/>
+              </w:rPr>
+            </w:pPr>
+            <w:r>
+              <w:rPr>
+                <w:rFonts w:ascii="Times New Roman" w:hAnsi="Times New Roman" w:cs="Times New Roman"/>
+                <w:sz w:val="32"/>
+                <w:szCs w:val="32"/>
+                <w:lang w:val="en-US"/>
+              </w:rPr>
+              <w:t>VARCHAR (150)</w:t>
+            </w:r>
+          </w:p>
+        </w:tc>
+        <w:tc>
+          <w:tcPr>
+            <w:tcW w:w="3203" w:type="dxa"/>
+          </w:tcPr>
+          <w:p>
+            <w:pPr>
+              <w:rPr>
+                <w:rFonts w:ascii="Times New Roman" w:hAnsi="Times New Roman" w:cs="Times New Roman"/>
+                <w:sz w:val="32"/>
+                <w:szCs w:val="32"/>
+                <w:lang w:val="en-US"/>
+              </w:rPr>
+            </w:pPr>
+            <w:r>
+              <w:rPr>
+                <w:rFonts w:ascii="Times New Roman" w:hAnsi="Times New Roman" w:cs="Times New Roman"/>
+                <w:sz w:val="32"/>
+                <w:szCs w:val="32"/>
+                <w:lang w:val="en-US"/>
+              </w:rPr>
+              <w:t>NULLABLE</w:t>
+            </w:r>
+          </w:p>
+        </w:tc>
+        <w:tc>
+          <w:tcPr>
+            <w:tcW w:w="1773" w:type="dxa"/>
+          </w:tcPr>
+          <w:p>
+            <w:pPr>
+              <w:rPr>
+                <w:rFonts w:ascii="Times New Roman" w:hAnsi="Times New Roman" w:cs="Times New Roman"/>
+                <w:sz w:val="32"/>
+                <w:szCs w:val="32"/>
+                <w:lang w:val="en-US"/>
+              </w:rPr>
+            </w:pPr>
+            <w:r>
+              <w:rPr>
+                <w:rFonts w:ascii="Times New Roman" w:hAnsi="Times New Roman" w:cs="Times New Roman"/>
+                <w:sz w:val="32"/>
+                <w:szCs w:val="32"/>
+                <w:lang w:val="en-US"/>
+              </w:rPr>
+              <w:t>Google OAuth identifier for single sign-on</w:t>
+            </w:r>
+          </w:p>
+        </w:tc>
+      </w:tr>
+      <w:tr>
+        <w:tc>
+          <w:tcPr>
+            <w:tcW w:w="988" w:type="dxa"/>
+          </w:tcPr>
+          <w:p>
+            <w:pPr>
+              <w:rPr>
+                <w:rFonts w:ascii="Times New Roman" w:hAnsi="Times New Roman" w:cs="Times New Roman"/>
+                <w:sz w:val="32"/>
+                <w:szCs w:val="32"/>
+                <w:lang w:val="en-US"/>
+              </w:rPr>
+            </w:pPr>
+            <w:r>
+              <w:rPr>
+                <w:rFonts w:ascii="Times New Roman" w:hAnsi="Times New Roman" w:cs="Times New Roman"/>
+                <w:sz w:val="32"/>
+                <w:szCs w:val="32"/>
+                <w:lang w:val="en-US"/>
+              </w:rPr>
+              <w:t>6</w:t>
+            </w:r>
+          </w:p>
+        </w:tc>
+        <w:tc>
+          <w:tcPr>
+            <w:tcW w:w="1462" w:type="dxa"/>
+          </w:tcPr>
+          <w:p>
+            <w:pPr>
+              <w:rPr>
+                <w:rFonts w:ascii="Times New Roman" w:hAnsi="Times New Roman" w:cs="Times New Roman"/>
+                <w:sz w:val="32"/>
+                <w:szCs w:val="32"/>
+                <w:lang w:val="en-US"/>
+              </w:rPr>
+            </w:pPr>
+            <w:r>
+              <w:rPr>
+                <w:rFonts w:ascii="Times New Roman" w:hAnsi="Times New Roman" w:cs="Times New Roman"/>
+                <w:sz w:val="32"/>
+                <w:szCs w:val="32"/>
+                <w:lang w:val="en-US"/>
+              </w:rPr>
+              <w:t>avatar</w:t>
+            </w:r>
+          </w:p>
+        </w:tc>
+        <w:tc>
+          <w:tcPr>
+            <w:tcW w:w="1590" w:type="dxa"/>
+          </w:tcPr>
+          <w:p>
+            <w:pPr>
+              <w:rPr>
+                <w:rFonts w:ascii="Times New Roman" w:hAnsi="Times New Roman" w:cs="Times New Roman"/>
+                <w:sz w:val="32"/>
+                <w:szCs w:val="32"/>
+                <w:lang w:val="en-US"/>
+              </w:rPr>
+            </w:pPr>
+            <w:r>
+              <w:rPr>
+                <w:rFonts w:ascii="Times New Roman" w:hAnsi="Times New Roman" w:cs="Times New Roman"/>
+                <w:sz w:val="32"/>
+                <w:szCs w:val="32"/>
+                <w:lang w:val="en-US"/>
+              </w:rPr>
+              <w:t>VARCHAR (255)</w:t>
+            </w:r>
+          </w:p>
+        </w:tc>
+        <w:tc>
+          <w:tcPr>
+            <w:tcW w:w="3203" w:type="dxa"/>
+          </w:tcPr>
+          <w:p>
+            <w:pPr>
+              <w:rPr>
+                <w:rFonts w:ascii="Times New Roman" w:hAnsi="Times New Roman" w:cs="Times New Roman"/>
+                <w:sz w:val="32"/>
+                <w:szCs w:val="32"/>
+                <w:lang w:val="en-US"/>
+              </w:rPr>
+            </w:pPr>
+            <w:r>
+              <w:rPr>
+                <w:rFonts w:ascii="Times New Roman" w:hAnsi="Times New Roman" w:cs="Times New Roman"/>
+                <w:sz w:val="32"/>
+                <w:szCs w:val="32"/>
+                <w:lang w:val="en-US"/>
+              </w:rPr>
+              <w:t>NULLABLE</w:t>
+            </w:r>
+          </w:p>
+        </w:tc>
+        <w:tc>
+          <w:tcPr>
+            <w:tcW w:w="1773" w:type="dxa"/>
+          </w:tcPr>
+          <w:p>
+            <w:pPr>
+              <w:rPr>
+                <w:rFonts w:ascii="Times New Roman" w:hAnsi="Times New Roman" w:cs="Times New Roman"/>
+                <w:sz w:val="32"/>
+                <w:szCs w:val="32"/>
+                <w:lang w:val="en-US"/>
+              </w:rPr>
+            </w:pPr>
+            <w:r>
+              <w:rPr>
+                <w:rFonts w:ascii="Times New Roman" w:hAnsi="Times New Roman" w:cs="Times New Roman"/>
+                <w:sz w:val="32"/>
+                <w:szCs w:val="32"/>
+                <w:lang w:val="en-US"/>
+              </w:rPr>
+              <w:t>URL path to user profile picture</w:t>
+            </w:r>
+          </w:p>
+        </w:tc>
+      </w:tr>
+      <w:tr>
+        <w:tc>
+          <w:tcPr>
+            <w:tcW w:w="988" w:type="dxa"/>
+          </w:tcPr>
+          <w:p>
+            <w:pPr>
+              <w:rPr>
+                <w:rFonts w:ascii="Times New Roman" w:hAnsi="Times New Roman" w:cs="Times New Roman"/>
+                <w:sz w:val="32"/>
+                <w:szCs w:val="32"/>
+                <w:lang w:val="en-US"/>
+              </w:rPr>
+            </w:pPr>
+            <w:r>
+              <w:rPr>
+                <w:rFonts w:ascii="Times New Roman" w:hAnsi="Times New Roman" w:cs="Times New Roman"/>
+                <w:sz w:val="32"/>
+                <w:szCs w:val="32"/>
+                <w:lang w:val="en-US"/>
+              </w:rPr>
+              <w:t>7</w:t>
+            </w:r>
+          </w:p>
+        </w:tc>
+        <w:tc>
+          <w:tcPr>
+            <w:tcW w:w="1462" w:type="dxa"/>
+          </w:tcPr>
+          <w:p>
+            <w:pPr>
+              <w:rPr>
+                <w:rFonts w:ascii="Times New Roman" w:hAnsi="Times New Roman" w:cs="Times New Roman"/>
+                <w:sz w:val="32"/>
+                <w:szCs w:val="32"/>
+                <w:lang w:val="en-US"/>
+              </w:rPr>
+            </w:pPr>
+            <w:r>
+              <w:rPr>
+                <w:rFonts w:ascii="Times New Roman" w:hAnsi="Times New Roman" w:cs="Times New Roman"/>
+                <w:sz w:val="32"/>
+                <w:szCs w:val="32"/>
+                <w:lang w:val="en-US"/>
+              </w:rPr>
+              <w:t>role</w:t>
+            </w:r>
+          </w:p>
+        </w:tc>
+        <w:tc>
+          <w:tcPr>
+            <w:tcW w:w="1590" w:type="dxa"/>
+          </w:tcPr>
+          <w:p>
+            <w:pPr>
+              <w:rPr>
+                <w:rFonts w:ascii="Times New Roman" w:hAnsi="Times New Roman" w:cs="Times New Roman"/>
+                <w:sz w:val="32"/>
+                <w:szCs w:val="32"/>
+                <w:lang w:val="en-US"/>
+              </w:rPr>
+            </w:pPr>
+            <w:r>
+              <w:rPr>
+                <w:rFonts w:ascii="Times New Roman" w:hAnsi="Times New Roman" w:cs="Times New Roman"/>
+                <w:sz w:val="32"/>
+                <w:szCs w:val="32"/>
+                <w:lang w:val="en-US"/>
+              </w:rPr>
+              <w:t>VARCHAR (20)</w:t>
+            </w:r>
+          </w:p>
+        </w:tc>
+        <w:tc>
+          <w:tcPr>
+            <w:tcW w:w="3203" w:type="dxa"/>
+          </w:tcPr>
+          <w:p>
+            <w:pPr>
+              <w:rPr>
+                <w:rFonts w:ascii="Times New Roman" w:hAnsi="Times New Roman" w:cs="Times New Roman"/>
+                <w:sz w:val="32"/>
+                <w:szCs w:val="32"/>
+                <w:lang w:val="en-US"/>
+              </w:rPr>
+            </w:pPr>
+            <w:r>
+              <w:rPr>
+                <w:rFonts w:ascii="Times New Roman" w:hAnsi="Times New Roman" w:cs="Times New Roman"/>
+                <w:sz w:val="32"/>
+                <w:szCs w:val="32"/>
+                <w:lang w:val="en-US"/>
+              </w:rPr>
+              <w:t>DEFAULT 'user', NOT NULL</w:t>
+            </w:r>
+          </w:p>
+        </w:tc>
+        <w:tc>
+          <w:tcPr>
+            <w:tcW w:w="1773" w:type="dxa"/>
+          </w:tcPr>
+          <w:p>
+            <w:pPr>
+              <w:rPr>
+                <w:rFonts w:ascii="Times New Roman" w:hAnsi="Times New Roman" w:cs="Times New Roman"/>
+                <w:sz w:val="32"/>
+                <w:szCs w:val="32"/>
+                <w:lang w:val="en-US"/>
+              </w:rPr>
+            </w:pPr>
+            <w:r>
+              <w:rPr>
+                <w:rFonts w:ascii="Times New Roman" w:hAnsi="Times New Roman" w:cs="Times New Roman"/>
+                <w:sz w:val="32"/>
+                <w:szCs w:val="32"/>
+                <w:lang w:val="en-US"/>
+              </w:rPr>
+              <w:t>Role assigned to user (user, admin)</w:t>
+            </w:r>
+          </w:p>
+        </w:tc>
+      </w:tr>
+      <w:tr>
+        <w:tc>
+          <w:tcPr>
+            <w:tcW w:w="988" w:type="dxa"/>
+          </w:tcPr>
+          <w:p>
+            <w:pPr>
+              <w:rPr>
+                <w:rFonts w:ascii="Times New Roman" w:hAnsi="Times New Roman" w:cs="Times New Roman"/>
+                <w:sz w:val="32"/>
+                <w:szCs w:val="32"/>
+                <w:lang w:val="en-US"/>
+              </w:rPr>
+            </w:pPr>
+            <w:r>
+              <w:rPr>
+                <w:rFonts w:ascii="Times New Roman" w:hAnsi="Times New Roman" w:cs="Times New Roman"/>
+                <w:sz w:val="32"/>
+                <w:szCs w:val="32"/>
+                <w:lang w:val="en-US"/>
+              </w:rPr>
+              <w:t>8</w:t>
+            </w:r>
+          </w:p>
+        </w:tc>
+        <w:tc>
+          <w:tcPr>
+            <w:tcW w:w="1462" w:type="dxa"/>
+          </w:tcPr>
+          <w:p>
+            <w:pPr>
+              <w:rPr>
+                <w:rFonts w:ascii="Times New Roman" w:hAnsi="Times New Roman" w:cs="Times New Roman"/>
+                <w:sz w:val="32"/>
+                <w:szCs w:val="32"/>
+                <w:lang w:val="en-US"/>
+              </w:rPr>
+            </w:pPr>
+            <w:proofErr w:type="spellStart"/>
+            <w:r>
+              <w:rPr>
+                <w:rFonts w:ascii="Times New Roman" w:hAnsi="Times New Roman" w:cs="Times New Roman"/>
+                <w:sz w:val="32"/>
+                <w:szCs w:val="32"/>
+                <w:lang w:val="en-US"/>
+              </w:rPr>
+              <w:t>is_active</w:t>
+            </w:r>
+            <w:proofErr w:type="spellEnd"/>
+          </w:p>
+        </w:tc>
+        <w:tc>
+          <w:tcPr>
+            <w:tcW w:w="1590" w:type="dxa"/>
+          </w:tcPr>
+          <w:p>
+            <w:pPr>
+              <w:rPr>
+                <w:rFonts w:ascii="Times New Roman" w:hAnsi="Times New Roman" w:cs="Times New Roman"/>
+                <w:sz w:val="32"/>
+                <w:szCs w:val="32"/>
+                <w:lang w:val="en-US"/>
+              </w:rPr>
+            </w:pPr>
+            <w:r>
+              <w:rPr>
+                <w:rFonts w:ascii="Times New Roman" w:hAnsi="Times New Roman" w:cs="Times New Roman"/>
+                <w:sz w:val="32"/>
+                <w:szCs w:val="32"/>
+                <w:lang w:val="en-US"/>
+              </w:rPr>
+              <w:t>BOOLEAN</w:t>
+            </w:r>
+          </w:p>
+        </w:tc>
+        <w:tc>
+          <w:tcPr>
+            <w:tcW w:w="3203" w:type="dxa"/>
+          </w:tcPr>
+          <w:p>
+            <w:pPr>
+              <w:rPr>
+                <w:rFonts w:ascii="Times New Roman" w:hAnsi="Times New Roman" w:cs="Times New Roman"/>
+                <w:sz w:val="32"/>
+                <w:szCs w:val="32"/>
+                <w:lang w:val="en-US"/>
+              </w:rPr>
+            </w:pPr>
+            <w:r>
+              <w:rPr>
+                <w:rFonts w:ascii="Times New Roman" w:hAnsi="Times New Roman" w:cs="Times New Roman"/>
+                <w:sz w:val="32"/>
+                <w:szCs w:val="32"/>
+                <w:lang w:val="en-US"/>
+              </w:rPr>
+              <w:t>DEFAULT TRUE, NOT NULL</w:t>
+            </w:r>
+          </w:p>
+        </w:tc>
+        <w:tc>
+          <w:tcPr>
+            <w:tcW w:w="1773" w:type="dxa"/>
+          </w:tcPr>
+          <w:p>
+            <w:pPr>
+              <w:rPr>
+                <w:rFonts w:ascii="Times New Roman" w:hAnsi="Times New Roman" w:cs="Times New Roman"/>
+                <w:sz w:val="32"/>
+                <w:szCs w:val="32"/>
+                <w:lang w:val="en-US"/>
+              </w:rPr>
+            </w:pPr>
+            <w:r>
+              <w:rPr>
+                <w:rFonts w:ascii="Times New Roman" w:hAnsi="Times New Roman" w:cs="Times New Roman"/>
+                <w:sz w:val="32"/>
+                <w:szCs w:val="32"/>
+                <w:lang w:val="en-US"/>
+              </w:rPr>
+              <w:t>User account status flag</w:t>
+            </w:r>
+          </w:p>
+        </w:tc>
+      </w:tr>
+      <w:tr>
+        <w:tc>
+          <w:tcPr>
+            <w:tcW w:w="988" w:type="dxa"/>
+          </w:tcPr>
+          <w:p>
+            <w:pPr>
+              <w:rPr>
+                <w:rFonts w:ascii="Times New Roman" w:hAnsi="Times New Roman" w:cs="Times New Roman"/>
+                <w:sz w:val="32"/>
+                <w:szCs w:val="32"/>
+                <w:lang w:val="en-US"/>
+              </w:rPr>
+            </w:pPr>
+            <w:r>
+              <w:rPr>
+                <w:rFonts w:ascii="Times New Roman" w:hAnsi="Times New Roman" w:cs="Times New Roman"/>
+                <w:sz w:val="32"/>
+                <w:szCs w:val="32"/>
+                <w:lang w:val="en-US"/>
+              </w:rPr>
+              <w:t>9</w:t>
+            </w:r>
+          </w:p>
+        </w:tc>
+        <w:tc>
+          <w:tcPr>
+            <w:tcW w:w="1462" w:type="dxa"/>
+          </w:tcPr>
+          <w:p>
+            <w:pPr>
+              <w:rPr>
+                <w:rFonts w:ascii="Times New Roman" w:hAnsi="Times New Roman" w:cs="Times New Roman"/>
+                <w:sz w:val="32"/>
+                <w:szCs w:val="32"/>
+                <w:lang w:val="en-US"/>
+              </w:rPr>
+            </w:pPr>
+            <w:proofErr w:type="spellStart"/>
+            <w:r>
+              <w:rPr>
+                <w:rFonts w:ascii="Times New Roman" w:hAnsi="Times New Roman" w:cs="Times New Roman"/>
+                <w:sz w:val="32"/>
+                <w:szCs w:val="32"/>
+                <w:lang w:val="en-US"/>
+              </w:rPr>
+              <w:t>last_login</w:t>
+            </w:r>
+            <w:proofErr w:type="spellEnd"/>
+          </w:p>
+        </w:tc>
+        <w:tc>
+          <w:tcPr>
+            <w:tcW w:w="1590" w:type="dxa"/>
+          </w:tcPr>
+          <w:p>
+            <w:pPr>
+              <w:rPr>
+                <w:rFonts w:ascii="Times New Roman" w:hAnsi="Times New Roman" w:cs="Times New Roman"/>
+                <w:sz w:val="32"/>
+                <w:szCs w:val="32"/>
+                <w:lang w:val="en-US"/>
+              </w:rPr>
+            </w:pPr>
+            <w:r>
+              <w:rPr>
+                <w:rFonts w:ascii="Times New Roman" w:hAnsi="Times New Roman" w:cs="Times New Roman"/>
+                <w:sz w:val="32"/>
+                <w:szCs w:val="32"/>
+                <w:lang w:val="en-US"/>
+              </w:rPr>
+              <w:t>DATETIME</w:t>
+            </w:r>
+          </w:p>
+        </w:tc>
+        <w:tc>
+          <w:tcPr>
+            <w:tcW w:w="3203" w:type="dxa"/>
+          </w:tcPr>
+          <w:p>
+            <w:pPr>
+              <w:rPr>
+                <w:rFonts w:ascii="Times New Roman" w:hAnsi="Times New Roman" w:cs="Times New Roman"/>
+                <w:sz w:val="32"/>
+                <w:szCs w:val="32"/>
+                <w:lang w:val="en-US"/>
+              </w:rPr>
+            </w:pPr>
+            <w:r>
+              <w:rPr>
+                <w:rFonts w:ascii="Times New Roman" w:hAnsi="Times New Roman" w:cs="Times New Roman"/>
+                <w:sz w:val="32"/>
+                <w:szCs w:val="32"/>
+                <w:lang w:val="en-US"/>
+              </w:rPr>
+              <w:t>NULLABLE</w:t>
+            </w:r>
+          </w:p>
+        </w:tc>
+        <w:tc>
+          <w:tcPr>
+            <w:tcW w:w="1773" w:type="dxa"/>
+          </w:tcPr>
+          <w:p>
+            <w:pPr>
+              <w:rPr>
+                <w:rFonts w:ascii="Times New Roman" w:hAnsi="Times New Roman" w:cs="Times New Roman"/>
+                <w:sz w:val="32"/>
+                <w:szCs w:val="32"/>
+                <w:lang w:val="en-US"/>
+              </w:rPr>
+            </w:pPr>
+            <w:r>
+              <w:rPr>
+                <w:rFonts w:ascii="Times New Roman" w:hAnsi="Times New Roman" w:cs="Times New Roman"/>
+                <w:sz w:val="32"/>
+                <w:szCs w:val="32"/>
+                <w:lang w:val="en-US"/>
+              </w:rPr>
+              <w:t>Timestamp of the user's most recent login</w:t>
+            </w:r>
+          </w:p>
+        </w:tc>
+      </w:tr>
+      <w:tr>
+        <w:tc>
+          <w:tcPr>
+            <w:tcW w:w="988" w:type="dxa"/>
+          </w:tcPr>
+          <w:p>
+            <w:pPr>
+              <w:rPr>
+                <w:rFonts w:ascii="Times New Roman" w:hAnsi="Times New Roman" w:cs="Times New Roman"/>
+                <w:sz w:val="32"/>
+                <w:szCs w:val="32"/>
+                <w:lang w:val="en-US"/>
+              </w:rPr>
+            </w:pPr>
+            <w:r>
+              <w:rPr>
+                <w:rFonts w:ascii="Times New Roman" w:hAnsi="Times New Roman" w:cs="Times New Roman"/>
+                <w:sz w:val="32"/>
+                <w:szCs w:val="32"/>
+                <w:lang w:val="en-US"/>
+              </w:rPr>
+              <w:t>10</w:t>
+            </w:r>
+          </w:p>
+        </w:tc>
+        <w:tc>
+          <w:tcPr>
+            <w:tcW w:w="1462" w:type="dxa"/>
+          </w:tcPr>
+          <w:p>
+            <w:pPr>
+              <w:rPr>
+                <w:rFonts w:ascii="Times New Roman" w:hAnsi="Times New Roman" w:cs="Times New Roman"/>
+                <w:sz w:val="32"/>
+                <w:szCs w:val="32"/>
+                <w:lang w:val="en-US"/>
+              </w:rPr>
+            </w:pPr>
+            <w:proofErr w:type="spellStart"/>
+            <w:r>
+              <w:rPr>
+                <w:rFonts w:ascii="Times New Roman" w:hAnsi="Times New Roman" w:cs="Times New Roman"/>
+                <w:sz w:val="32"/>
+                <w:szCs w:val="32"/>
+                <w:lang w:val="en-US"/>
+              </w:rPr>
+              <w:t>created_at</w:t>
+            </w:r>
+            <w:proofErr w:type="spellEnd"/>
+          </w:p>
+        </w:tc>
+        <w:tc>
+          <w:tcPr>
+            <w:tcW w:w="1590" w:type="dxa"/>
+          </w:tcPr>
+          <w:p>
+            <w:pPr>
+              <w:rPr>
+                <w:rFonts w:ascii="Times New Roman" w:hAnsi="Times New Roman" w:cs="Times New Roman"/>
+                <w:sz w:val="32"/>
+                <w:szCs w:val="32"/>
+                <w:lang w:val="en-US"/>
+              </w:rPr>
+            </w:pPr>
+            <w:r>
+              <w:rPr>
+                <w:rFonts w:ascii="Times New Roman" w:hAnsi="Times New Roman" w:cs="Times New Roman"/>
+                <w:sz w:val="32"/>
+                <w:szCs w:val="32"/>
+                <w:lang w:val="en-US"/>
+              </w:rPr>
+              <w:t>DATETIME</w:t>
+            </w:r>
+          </w:p>
+        </w:tc>
+        <w:tc>
+          <w:tcPr>
+            <w:tcW w:w="3203" w:type="dxa"/>
+          </w:tcPr>
+          <w:p>
+            <w:pPr>
+              <w:rPr>
+                <w:rFonts w:ascii="Times New Roman" w:hAnsi="Times New Roman" w:cs="Times New Roman"/>
+                <w:sz w:val="32"/>
+                <w:szCs w:val="32"/>
+                <w:lang w:val="en-US"/>
+              </w:rPr>
+            </w:pPr>
+            <w:r>
+              <w:rPr>
+                <w:rFonts w:ascii="Times New Roman" w:hAnsi="Times New Roman" w:cs="Times New Roman"/>
+                <w:sz w:val="32"/>
+                <w:szCs w:val="32"/>
+                <w:lang w:val="en-US"/>
+              </w:rPr>
+              <w:t>DEFAULT CURRENT_TIMESTAMP</w:t>
+            </w:r>
+          </w:p>
+        </w:tc>
+        <w:tc>
+          <w:tcPr>
+            <w:tcW w:w="1773" w:type="dxa"/>
+          </w:tcPr>
+          <w:p>
+            <w:pPr>
+              <w:rPr>
+                <w:rFonts w:ascii="Times New Roman" w:hAnsi="Times New Roman" w:cs="Times New Roman"/>
+                <w:sz w:val="32"/>
+                <w:szCs w:val="32"/>
+                <w:lang w:val="en-US"/>
+              </w:rPr>
+            </w:pPr>
+            <w:r>
+              <w:rPr>
+                <w:rFonts w:ascii="Times New Roman" w:hAnsi="Times New Roman" w:cs="Times New Roman"/>
+                <w:sz w:val="32"/>
+                <w:szCs w:val="32"/>
+                <w:lang w:val="en-US"/>
+              </w:rPr>
+              <w:t>Timestamp when account was created</w:t>
+            </w:r>
+          </w:p>
+        </w:tc>
+      </w:tr>
+      <w:bookmarkEnd w:id="0"/>
+    </w:tbl>
     <w:p>
       <w:pPr>
         <w:rPr>
@@ -1380,6 +4005,103 @@
     </w:sectPr>
   </w:body>
 </w:document>
+</file>
+
+<file path=word/numbering.xml><?xml version="1.0" encoding="utf-8"?>
+<w:numbering xmlns:wpc="http://schemas.microsoft.com/office/word/2010/wordprocessingCanvas" xmlns:cx="http://schemas.microsoft.com/office/drawing/2014/chartex" xmlns:cx1="http://schemas.microsoft.com/office/drawing/2015/9/8/chartex" xmlns:cx2="http://schemas.microsoft.com/office/drawing/2015/10/21/chartex" xmlns:cx3="http://schemas.microsoft.com/office/drawing/2016/5/9/chartex" xmlns:cx4="http://schemas.microsoft.com/office/drawing/2016/5/10/chartex" xmlns:cx5="http://schemas.microsoft.com/office/drawing/2016/5/11/chartex" xmlns:cx6="http://schemas.microsoft.com/office/drawing/2016/5/12/chartex" xmlns:cx7="http://schemas.microsoft.com/office/drawing/2016/5/13/chartex" xmlns:cx8="http://schemas.microsoft.com/office/drawing/2016/5/14/chartex" xmlns:mc="http://schemas.openxmlformats.org/markup-compatibility/2006" xmlns:aink="http://schemas.microsoft.com/office/drawing/2016/ink" xmlns:am3d="http://schemas.microsoft.com/office/drawing/2017/model3d" xmlns:o="urn:schemas-microsoft-com:office:office" xmlns:oel="http://schemas.microsoft.com/office/2019/extlst" xmlns:r="http://schemas.openxmlformats.org/officeDocument/2006/relationships" xmlns:m="http://schemas.openxmlformats.org/officeDocument/2006/math" xmlns:v="urn:schemas-microsoft-com:vml" xmlns:wp14="http://schemas.microsoft.com/office/word/2010/wordprocessingDrawing" xmlns:wp="http://schemas.openxmlformats.org/drawingml/2006/wordprocessingDrawing" xmlns:w10="urn:schemas-microsoft-com:office:word" xmlns:w="http://schemas.openxmlformats.org/wordprocessingml/2006/main" xmlns:w14="http://schemas.microsoft.com/office/word/2010/wordml" xmlns:w15="http://schemas.microsoft.com/office/word/2012/wordml" xmlns:w16cex="http://schemas.microsoft.com/office/word/2018/wordml/cex" xmlns:w16cid="http://schemas.microsoft.com/office/word/2016/wordml/cid" xmlns:w16="http://schemas.microsoft.com/office/word/2018/wordml" xmlns:w16du="http://schemas.microsoft.com/office/word/2023/wordml/word16du" xmlns:w16sdtdh="http://schemas.microsoft.com/office/word/2020/wordml/sdtdatahash" xmlns:w16sdtfl="http://schemas.microsoft.com/office/word/2024/wordml/sdtformatlock" xmlns:w16se="http://schemas.microsoft.com/office/word/2015/wordml/symex" xmlns:wpg="http://schemas.microsoft.com/office/word/2010/wordprocessingGroup" xmlns:wpi="http://schemas.microsoft.com/office/word/2010/wordprocessingInk" xmlns:wne="http://schemas.microsoft.com/office/word/2006/wordml" xmlns:wps="http://schemas.microsoft.com/office/word/2010/wordprocessingShape" mc:Ignorable="w14 w15 w16se w16cid w16 w16cex w16sdtdh w16sdtfl w16du wp14">
+  <w:abstractNum w:abstractNumId="0" w15:restartNumberingAfterBreak="0">
+    <w:nsid w:val="02E425C7"/>
+    <w:multiLevelType w:val="hybridMultilevel"/>
+    <w:tmpl w:val="365817F8"/>
+    <w:lvl w:ilvl="0" w:tplc="4009000F">
+      <w:start w:val="1"/>
+      <w:numFmt w:val="decimal"/>
+      <w:lvlText w:val="%1."/>
+      <w:lvlJc w:val="left"/>
+      <w:pPr>
+        <w:ind w:left="720" w:hanging="360"/>
+      </w:pPr>
+      <w:rPr>
+        <w:rFonts w:hint="default"/>
+      </w:rPr>
+    </w:lvl>
+    <w:lvl w:ilvl="1" w:tplc="40090019" w:tentative="1">
+      <w:start w:val="1"/>
+      <w:numFmt w:val="lowerLetter"/>
+      <w:lvlText w:val="%2."/>
+      <w:lvlJc w:val="left"/>
+      <w:pPr>
+        <w:ind w:left="1440" w:hanging="360"/>
+      </w:pPr>
+    </w:lvl>
+    <w:lvl w:ilvl="2" w:tplc="4009001B" w:tentative="1">
+      <w:start w:val="1"/>
+      <w:numFmt w:val="lowerRoman"/>
+      <w:lvlText w:val="%3."/>
+      <w:lvlJc w:val="right"/>
+      <w:pPr>
+        <w:ind w:left="2160" w:hanging="180"/>
+      </w:pPr>
+    </w:lvl>
+    <w:lvl w:ilvl="3" w:tplc="4009000F" w:tentative="1">
+      <w:start w:val="1"/>
+      <w:numFmt w:val="decimal"/>
+      <w:lvlText w:val="%4."/>
+      <w:lvlJc w:val="left"/>
+      <w:pPr>
+        <w:ind w:left="2880" w:hanging="360"/>
+      </w:pPr>
+    </w:lvl>
+    <w:lvl w:ilvl="4" w:tplc="40090019" w:tentative="1">
+      <w:start w:val="1"/>
+      <w:numFmt w:val="lowerLetter"/>
+      <w:lvlText w:val="%5."/>
+      <w:lvlJc w:val="left"/>
+      <w:pPr>
+        <w:ind w:left="3600" w:hanging="360"/>
+      </w:pPr>
+    </w:lvl>
+    <w:lvl w:ilvl="5" w:tplc="4009001B" w:tentative="1">
+      <w:start w:val="1"/>
+      <w:numFmt w:val="lowerRoman"/>
+      <w:lvlText w:val="%6."/>
+      <w:lvlJc w:val="right"/>
+      <w:pPr>
+        <w:ind w:left="4320" w:hanging="180"/>
+      </w:pPr>
+    </w:lvl>
+    <w:lvl w:ilvl="6" w:tplc="4009000F" w:tentative="1">
+      <w:start w:val="1"/>
+      <w:numFmt w:val="decimal"/>
+      <w:lvlText w:val="%7."/>
+      <w:lvlJc w:val="left"/>
+      <w:pPr>
+        <w:ind w:left="5040" w:hanging="360"/>
+      </w:pPr>
+    </w:lvl>
+    <w:lvl w:ilvl="7" w:tplc="40090019" w:tentative="1">
+      <w:start w:val="1"/>
+      <w:numFmt w:val="lowerLetter"/>
+      <w:lvlText w:val="%8."/>
+      <w:lvlJc w:val="left"/>
+      <w:pPr>
+        <w:ind w:left="5760" w:hanging="360"/>
+      </w:pPr>
+    </w:lvl>
+    <w:lvl w:ilvl="8" w:tplc="4009001B" w:tentative="1">
+      <w:start w:val="1"/>
+      <w:numFmt w:val="lowerRoman"/>
+      <w:lvlText w:val="%9."/>
+      <w:lvlJc w:val="right"/>
+      <w:pPr>
+        <w:ind w:left="6480" w:hanging="180"/>
+      </w:pPr>
+    </w:lvl>
+  </w:abstractNum>
+  <w:num w:numId="1" w16cid:durableId="1179198316">
+    <w:abstractNumId w:val="0"/>
+  </w:num>
+</w:numbering>
 </file>
 
 <file path=word/styles.xml><?xml version="1.0" encoding="utf-8"?>
@@ -1985,7 +4707,6 @@
   <w:style w:type="character" w:default="1" w:styleId="DefaultParagraphFont">
     <w:name w:val="Default Paragraph Font"/>
     <w:uiPriority w:val="1"/>
-    <w:semiHidden/>
     <w:unhideWhenUsed/>
   </w:style>
   <w:style w:type="table" w:default="1" w:styleId="TableNormal">
@@ -2299,6 +5020,25 @@
       <w:spacing w:val="5"/>
     </w:rPr>
   </w:style>
+  <w:style w:type="table" w:styleId="TableGrid">
+    <w:name w:val="Table Grid"/>
+    <w:basedOn w:val="TableNormal"/>
+    <w:uiPriority w:val="39"/>
+    <w:rsid w:val="00560FA0"/>
+    <w:pPr>
+      <w:spacing w:after="0" w:line="240" w:lineRule="auto"/>
+    </w:pPr>
+    <w:tblPr>
+      <w:tblBorders>
+        <w:top w:val="single" w:sz="4" w:space="0" w:color="auto"/>
+        <w:left w:val="single" w:sz="4" w:space="0" w:color="auto"/>
+        <w:bottom w:val="single" w:sz="4" w:space="0" w:color="auto"/>
+        <w:right w:val="single" w:sz="4" w:space="0" w:color="auto"/>
+        <w:insideH w:val="single" w:sz="4" w:space="0" w:color="auto"/>
+        <w:insideV w:val="single" w:sz="4" w:space="0" w:color="auto"/>
+      </w:tblBorders>
+    </w:tblPr>
+  </w:style>
 </w:styles>
 </file>
 
